--- a/docs/architecture.docx
+++ b/docs/architecture.docx
@@ -49,7 +49,7 @@
           <w:rFonts w:ascii="Times New Roman" w:hAnsi="Times New Roman" w:eastAsia="Batang"/>
           <w:sz w:val="22"/>
         </w:rPr>
-        <w:t xml:space="preserve"> Reader, scanner, decoder, type resolver, value parsers and Arrow builders implemented; Delta sink and Python bindings outstanding </w:t>
+        <w:t xml:space="preserve"> Complete and implemented. The pipeline runs end to end, decoding in parallel, behind both the Rust and the Python surface. </w:t>
       </w:r>
       <w:r>
         <w:rPr>
@@ -72,6 +72,49 @@
           <w:b/>
           <w:sz w:val="22"/>
         </w:rPr>
+        <w:t>Companion documents</w:t>
+      </w:r>
+      <w:r>
+        <w:rPr>
+          <w:rFonts w:ascii="Times New Roman" w:hAnsi="Times New Roman" w:eastAsia="Batang"/>
+          <w:sz w:val="22"/>
+        </w:rPr>
+        <w:t xml:space="preserve"> </w:t>
+      </w:r>
+      <w:r>
+        <w:rPr>
+          <w:rFonts w:ascii="Consolas" w:hAnsi="Consolas" w:eastAsia="Consolas"/>
+          <w:sz w:val="18"/>
+        </w:rPr>
+        <w:t>api.md</w:t>
+      </w:r>
+      <w:r>
+        <w:rPr>
+          <w:rFonts w:ascii="Times New Roman" w:hAnsi="Times New Roman" w:eastAsia="Batang"/>
+          <w:sz w:val="22"/>
+        </w:rPr>
+        <w:t xml:space="preserve"> for the callable surface, </w:t>
+      </w:r>
+      <w:r>
+        <w:rPr>
+          <w:rFonts w:ascii="Consolas" w:hAnsi="Consolas" w:eastAsia="Consolas"/>
+          <w:sz w:val="18"/>
+        </w:rPr>
+        <w:t>operations.md</w:t>
+      </w:r>
+      <w:r>
+        <w:rPr>
+          <w:rFonts w:ascii="Times New Roman" w:hAnsi="Times New Roman" w:eastAsia="Batang"/>
+          <w:sz w:val="22"/>
+        </w:rPr>
+        <w:t xml:space="preserve"> for running it. </w:t>
+      </w:r>
+      <w:r>
+        <w:rPr>
+          <w:rFonts w:ascii="Times New Roman" w:hAnsi="Times New Roman" w:eastAsia="Batang"/>
+          <w:b/>
+          <w:sz w:val="22"/>
+        </w:rPr>
         <w:t>Version</w:t>
       </w:r>
       <w:r>
@@ -79,7 +122,7 @@
           <w:rFonts w:ascii="Times New Roman" w:hAnsi="Times New Roman" w:eastAsia="Batang"/>
           <w:sz w:val="22"/>
         </w:rPr>
-        <w:t xml:space="preserve"> 1.0 </w:t>
+        <w:t xml:space="preserve"> 1.1 </w:t>
       </w:r>
       <w:r>
         <w:rPr>
@@ -94,7 +137,7 @@
           <w:rFonts w:ascii="Times New Roman" w:hAnsi="Times New Roman" w:eastAsia="Batang"/>
           <w:sz w:val="22"/>
         </w:rPr>
-        <w:t xml:space="preserve"> 2026-09-09</w:t>
+        <w:t xml:space="preserve"> 2026-09-10</w:t>
       </w:r>
     </w:p>
     <w:p/>
@@ -1141,7 +1184,7 @@
           <w:rFonts w:ascii="Times New Roman" w:hAnsi="Times New Roman" w:eastAsia="Batang"/>
           <w:sz w:val="22"/>
         </w:rPr>
-        <w:t>) dumps, read from a file or file descriptor.</w:t>
+        <w:t>) dumps, read from a file path. gzip is decoded on the way in.</w:t>
       </w:r>
     </w:p>
     <w:p>
@@ -1306,6 +1349,46 @@
           <w:sz w:val="22"/>
         </w:rPr>
         <w:t>Binary-format COPY blocks.</w:t>
+      </w:r>
+    </w:p>
+    <w:p>
+      <w:pPr>
+        <w:pStyle w:val="ListBullet"/>
+        <w:spacing w:line="384" w:lineRule="auto" w:after="120"/>
+      </w:pPr>
+      <w:r>
+        <w:rPr>
+          <w:rFonts w:ascii="Times New Roman" w:hAnsi="Times New Roman" w:eastAsia="Batang"/>
+          <w:sz w:val="22"/>
+        </w:rPr>
+        <w:t>Reading from an arbitrary Python file object or file descriptor. The Rust surface accepts</w:t>
+      </w:r>
+    </w:p>
+    <w:p>
+      <w:pPr>
+        <w:spacing w:line="384" w:lineRule="auto" w:after="120"/>
+        <w:jc w:val="both"/>
+      </w:pPr>
+      <w:r>
+        <w:rPr>
+          <w:rFonts w:ascii="Times New Roman" w:hAnsi="Times New Roman" w:eastAsia="Batang"/>
+          <w:sz w:val="22"/>
+        </w:rPr>
+        <w:t xml:space="preserve">any </w:t>
+      </w:r>
+      <w:r>
+        <w:rPr>
+          <w:rFonts w:ascii="Consolas" w:hAnsi="Consolas" w:eastAsia="Consolas"/>
+          <w:sz w:val="18"/>
+        </w:rPr>
+        <w:t>std::io::Read</w:t>
+      </w:r>
+      <w:r>
+        <w:rPr>
+          <w:rFonts w:ascii="Times New Roman" w:hAnsi="Times New Roman" w:eastAsia="Batang"/>
+          <w:sz w:val="22"/>
+        </w:rPr>
+        <w:t>, but the Python surface takes a path, because the feed is delivered as files.</w:t>
       </w:r>
     </w:p>
     <w:p/>
@@ -1842,7 +1925,7 @@
                 <w:rFonts w:ascii="Times New Roman" w:hAnsi="Times New Roman" w:eastAsia="Batang"/>
                 <w:sz w:val="22"/>
               </w:rPr>
-              <w:t>Open the dump, decompress it, and hand out byte chunks</w:t>
+              <w:t>Open the dump, decompress it, and hand out newline-aligned byte chunks</w:t>
             </w:r>
           </w:p>
         </w:tc>
@@ -1886,7 +1969,7 @@
                 <w:rFonts w:ascii="Times New Roman" w:hAnsi="Times New Roman" w:eastAsia="Batang"/>
                 <w:sz w:val="22"/>
               </w:rPr>
-              <w:t>Track DDL and COPY block boundaries</w:t>
+              <w:t>Track DDL and COPY block boundaries, and recover table and column names</w:t>
             </w:r>
           </w:p>
         </w:tc>
@@ -1930,7 +2013,7 @@
                 <w:rFonts w:ascii="Times New Roman" w:hAnsi="Times New Roman" w:eastAsia="Batang"/>
                 <w:sz w:val="22"/>
               </w:rPr>
-              <w:t>Convert COPY TEXT bytes to typed values</w:t>
+              <w:t>Split COPY TEXT bytes into rows and fields, resolving escapes</w:t>
             </w:r>
           </w:p>
         </w:tc>
@@ -1974,14 +2057,51 @@
                 <w:rFonts w:ascii="Times New Roman" w:hAnsi="Times New Roman" w:eastAsia="Batang"/>
                 <w:sz w:val="22"/>
               </w:rPr>
-              <w:t xml:space="preserve">Map PostgreSQL type names to Arrow </w:t>
+              <w:t>Map PostgreSQL type names to the internal type model</w:t>
             </w:r>
+          </w:p>
+        </w:tc>
+      </w:tr>
+      <w:tr>
+        <w:tc>
+          <w:tcPr>
+            <w:tcW w:type="dxa" w:w="3135"/>
+          </w:tcPr>
+          <w:p>
+            <w:r>
+              <w:rPr>
+                <w:rFonts w:ascii="Times New Roman" w:hAnsi="Times New Roman" w:eastAsia="Batang"/>
+                <w:sz w:val="22"/>
+              </w:rPr>
+              <w:t>Parse</w:t>
+            </w:r>
+          </w:p>
+        </w:tc>
+        <w:tc>
+          <w:tcPr>
+            <w:tcW w:type="dxa" w:w="3135"/>
+          </w:tcPr>
+          <w:p>
             <w:r>
               <w:rPr>
                 <w:rFonts w:ascii="Consolas" w:hAnsi="Consolas" w:eastAsia="Consolas"/>
                 <w:sz w:val="18"/>
               </w:rPr>
-              <w:t>DataType</w:t>
+              <w:t>values.rs</w:t>
+            </w:r>
+          </w:p>
+        </w:tc>
+        <w:tc>
+          <w:tcPr>
+            <w:tcW w:type="dxa" w:w="3135"/>
+          </w:tcPr>
+          <w:p>
+            <w:r>
+              <w:rPr>
+                <w:rFonts w:ascii="Times New Roman" w:hAnsi="Times New Roman" w:eastAsia="Batang"/>
+                <w:sz w:val="22"/>
+              </w:rPr>
+              <w:t>Convert unescaped field bytes into typed values</w:t>
             </w:r>
           </w:p>
         </w:tc>
@@ -2069,7 +2189,51 @@
                 <w:rFonts w:ascii="Times New Roman" w:hAnsi="Times New Roman" w:eastAsia="Batang"/>
                 <w:sz w:val="22"/>
               </w:rPr>
-              <w:t>Encode Arrow batches to Parquet, then to Delta</w:t>
+              <w:t>Encode Arrow batches to Parquet, then commit to Delta</w:t>
+            </w:r>
+          </w:p>
+        </w:tc>
+      </w:tr>
+      <w:tr>
+        <w:tc>
+          <w:tcPr>
+            <w:tcW w:type="dxa" w:w="3135"/>
+          </w:tcPr>
+          <w:p>
+            <w:r>
+              <w:rPr>
+                <w:rFonts w:ascii="Times New Roman" w:hAnsi="Times New Roman" w:eastAsia="Batang"/>
+                <w:sz w:val="22"/>
+              </w:rPr>
+              <w:t>Transport</w:t>
+            </w:r>
+          </w:p>
+        </w:tc>
+        <w:tc>
+          <w:tcPr>
+            <w:tcW w:type="dxa" w:w="3135"/>
+          </w:tcPr>
+          <w:p>
+            <w:r>
+              <w:rPr>
+                <w:rFonts w:ascii="Consolas" w:hAnsi="Consolas" w:eastAsia="Consolas"/>
+                <w:sz w:val="18"/>
+              </w:rPr>
+              <w:t>chan.rs</w:t>
+            </w:r>
+          </w:p>
+        </w:tc>
+        <w:tc>
+          <w:tcPr>
+            <w:tcW w:type="dxa" w:w="3135"/>
+          </w:tcPr>
+          <w:p>
+            <w:r>
+              <w:rPr>
+                <w:rFonts w:ascii="Times New Roman" w:hAnsi="Times New Roman" w:eastAsia="Batang"/>
+                <w:sz w:val="22"/>
+              </w:rPr>
+              <w:t>Bounded multi-producer, multi-consumer channel feeding the decode pool</w:t>
             </w:r>
           </w:p>
         </w:tc>
@@ -2118,10 +2282,125 @@
           </w:p>
         </w:tc>
       </w:tr>
+      <w:tr>
+        <w:tc>
+          <w:tcPr>
+            <w:tcW w:type="dxa" w:w="3135"/>
+          </w:tcPr>
+          <w:p>
+            <w:r>
+              <w:rPr>
+                <w:rFonts w:ascii="Times New Roman" w:hAnsi="Times New Roman" w:eastAsia="Batang"/>
+                <w:sz w:val="22"/>
+              </w:rPr>
+              <w:t>Bind</w:t>
+            </w:r>
+          </w:p>
+        </w:tc>
+        <w:tc>
+          <w:tcPr>
+            <w:tcW w:type="dxa" w:w="3135"/>
+          </w:tcPr>
+          <w:p>
+            <w:r>
+              <w:rPr>
+                <w:rFonts w:ascii="Consolas" w:hAnsi="Consolas" w:eastAsia="Consolas"/>
+                <w:sz w:val="18"/>
+              </w:rPr>
+              <w:t>python.rs</w:t>
+            </w:r>
+          </w:p>
+        </w:tc>
+        <w:tc>
+          <w:tcPr>
+            <w:tcW w:type="dxa" w:w="3135"/>
+          </w:tcPr>
+          <w:p>
+            <w:r>
+              <w:rPr>
+                <w:rFonts w:ascii="Times New Roman" w:hAnsi="Times New Roman" w:eastAsia="Batang"/>
+                <w:sz w:val="22"/>
+              </w:rPr>
+              <w:t xml:space="preserve">Translate the Python surface onto </w:t>
+            </w:r>
+            <w:r>
+              <w:rPr>
+                <w:rFonts w:ascii="Consolas" w:hAnsi="Consolas" w:eastAsia="Consolas"/>
+                <w:sz w:val="18"/>
+              </w:rPr>
+              <w:t>pipeline.rs</w:t>
+            </w:r>
+          </w:p>
+        </w:tc>
+      </w:tr>
     </w:tbl>
     <w:p/>
     <w:p>
       <w:pPr>
+        <w:spacing w:line="384" w:lineRule="auto" w:after="120"/>
+        <w:jc w:val="both"/>
+      </w:pPr>
+      <w:r>
+        <w:rPr>
+          <w:rFonts w:ascii="Consolas" w:hAnsi="Consolas" w:eastAsia="Consolas"/>
+          <w:sz w:val="18"/>
+        </w:rPr>
+        <w:t>types.rs</w:t>
+      </w:r>
+      <w:r>
+        <w:rPr>
+          <w:rFonts w:ascii="Times New Roman" w:hAnsi="Times New Roman" w:eastAsia="Batang"/>
+          <w:sz w:val="22"/>
+        </w:rPr>
+        <w:t xml:space="preserve"> and </w:t>
+      </w:r>
+      <w:r>
+        <w:rPr>
+          <w:rFonts w:ascii="Consolas" w:hAnsi="Consolas" w:eastAsia="Consolas"/>
+          <w:sz w:val="18"/>
+        </w:rPr>
+        <w:t>values.rs</w:t>
+      </w:r>
+      <w:r>
+        <w:rPr>
+          <w:rFonts w:ascii="Times New Roman" w:hAnsi="Times New Roman" w:eastAsia="Batang"/>
+          <w:sz w:val="22"/>
+        </w:rPr>
+        <w:t xml:space="preserve"> are deliberately free of any Arrow dependency. They resolve the </w:t>
+      </w:r>
+      <w:r>
+        <w:rPr>
+          <w:rFonts w:ascii="Times New Roman" w:hAnsi="Times New Roman" w:eastAsia="Batang"/>
+          <w:i/>
+          <w:sz w:val="22"/>
+        </w:rPr>
+        <w:t>text</w:t>
+      </w:r>
+      <w:r>
+        <w:rPr>
+          <w:rFonts w:ascii="Times New Roman" w:hAnsi="Times New Roman" w:eastAsia="Batang"/>
+          <w:sz w:val="22"/>
+        </w:rPr>
+        <w:t xml:space="preserve"> of a type and the </w:t>
+      </w:r>
+      <w:r>
+        <w:rPr>
+          <w:rFonts w:ascii="Times New Roman" w:hAnsi="Times New Roman" w:eastAsia="Batang"/>
+          <w:i/>
+          <w:sz w:val="22"/>
+        </w:rPr>
+        <w:t>text</w:t>
+      </w:r>
+      <w:r>
+        <w:rPr>
+          <w:rFonts w:ascii="Times New Roman" w:hAnsi="Times New Roman" w:eastAsia="Batang"/>
+          <w:sz w:val="22"/>
+        </w:rPr>
+        <w:t xml:space="preserve"> of a value respectively, which is the intricate part, so both can be tested without compiling the Delta write path.</w:t>
+      </w:r>
+    </w:p>
+    <w:p>
+      <w:pPr>
         <w:pStyle w:val="Heading2"/>
       </w:pPr>
       <w:r>
@@ -2184,8 +2463,14 @@
           <w:rFonts w:ascii="Times New Roman" w:hAnsi="Times New Roman" w:eastAsia="Batang"/>
           <w:sz w:val="22"/>
         </w:rPr>
-        <w:t xml:space="preserve">The dump arrives compressed. The compression format is detected from the file's leading magic bytes rather than from configuration or a file extension, so a change of format by the sender is handled rather than misread: </w:t>
-      </w:r>
+        <w:t>Compression is detected from the stream's leading magic bytes rather than from configuration or a file extension, so a change of format by the sender is handled rather than misread. Three outcomes are possible:</w:t>
+      </w:r>
+    </w:p>
+    <w:p>
+      <w:pPr>
+        <w:pStyle w:val="ListBullet"/>
+        <w:spacing w:line="384" w:lineRule="auto" w:after="120"/>
+      </w:pPr>
       <w:r>
         <w:rPr>
           <w:rFonts w:ascii="Consolas" w:hAnsi="Consolas" w:eastAsia="Consolas"/>
@@ -2198,21 +2483,35 @@
           <w:rFonts w:ascii="Times New Roman" w:hAnsi="Times New Roman" w:eastAsia="Batang"/>
           <w:sz w:val="22"/>
         </w:rPr>
-        <w:t xml:space="preserve"> for gzip, </w:t>
+        <w:t xml:space="preserve">, gzip, is decoded. </w:t>
       </w:r>
       <w:r>
         <w:rPr>
           <w:rFonts w:ascii="Consolas" w:hAnsi="Consolas" w:eastAsia="Consolas"/>
           <w:sz w:val="18"/>
         </w:rPr>
-        <w:t>28 b5 2f fd</w:t>
-      </w:r>
-      <w:r>
-        <w:rPr>
-          <w:rFonts w:ascii="Times New Roman" w:hAnsi="Times New Roman" w:eastAsia="Batang"/>
-          <w:sz w:val="22"/>
-        </w:rPr>
-        <w:t xml:space="preserve"> for zstd, and anything else treated as plain text. An unrecognised format fails the load.</w:t>
+        <w:t>MultiGzDecoder</w:t>
+      </w:r>
+      <w:r>
+        <w:rPr>
+          <w:rFonts w:ascii="Times New Roman" w:hAnsi="Times New Roman" w:eastAsia="Batang"/>
+          <w:sz w:val="22"/>
+        </w:rPr>
+        <w:t xml:space="preserve"> is used rather than </w:t>
+      </w:r>
+      <w:r>
+        <w:rPr>
+          <w:rFonts w:ascii="Consolas" w:hAnsi="Consolas" w:eastAsia="Consolas"/>
+          <w:sz w:val="18"/>
+        </w:rPr>
+        <w:t>GzDecoder</w:t>
+      </w:r>
+      <w:r>
+        <w:rPr>
+          <w:rFonts w:ascii="Times New Roman" w:hAnsi="Times New Roman" w:eastAsia="Batang"/>
+          <w:sz w:val="22"/>
+        </w:rPr>
+        <w:t>, because a</w:t>
       </w:r>
     </w:p>
     <w:p>
@@ -2223,9 +2522,126 @@
       <w:r>
         <w:rPr>
           <w:rFonts w:ascii="Times New Roman" w:hAnsi="Times New Roman" w:eastAsia="Batang"/>
+          <w:sz w:val="22"/>
+        </w:rPr>
+        <w:t>concatenated archive would otherwise stop silently at the end of its first member, which is a truncated load reported as success.</w:t>
+      </w:r>
+    </w:p>
+    <w:p>
+      <w:pPr>
+        <w:pStyle w:val="ListBullet"/>
+        <w:spacing w:line="384" w:lineRule="auto" w:after="120"/>
+      </w:pPr>
+      <w:r>
+        <w:rPr>
+          <w:rFonts w:ascii="Consolas" w:hAnsi="Consolas" w:eastAsia="Consolas"/>
+          <w:sz w:val="18"/>
+        </w:rPr>
+        <w:t>28 b5 2f fd</w:t>
+      </w:r>
+      <w:r>
+        <w:rPr>
+          <w:rFonts w:ascii="Times New Roman" w:hAnsi="Times New Roman" w:eastAsia="Batang"/>
+          <w:sz w:val="22"/>
+        </w:rPr>
+        <w:t xml:space="preserve">, zstd, is </w:t>
+      </w:r>
+      <w:r>
+        <w:rPr>
+          <w:rFonts w:ascii="Times New Roman" w:hAnsi="Times New Roman" w:eastAsia="Batang"/>
           <w:b/>
           <w:sz w:val="22"/>
         </w:rPr>
+        <w:t>recognised but not decoded</w:t>
+      </w:r>
+      <w:r>
+        <w:rPr>
+          <w:rFonts w:ascii="Times New Roman" w:hAnsi="Times New Roman" w:eastAsia="Batang"/>
+          <w:sz w:val="22"/>
+        </w:rPr>
+        <w:t>, and fails the load with a</w:t>
+      </w:r>
+    </w:p>
+    <w:p>
+      <w:pPr>
+        <w:spacing w:line="384" w:lineRule="auto" w:after="120"/>
+        <w:jc w:val="both"/>
+      </w:pPr>
+      <w:r>
+        <w:rPr>
+          <w:rFonts w:ascii="Times New Roman" w:hAnsi="Times New Roman" w:eastAsia="Batang"/>
+          <w:sz w:val="22"/>
+        </w:rPr>
+        <w:t>precise error. Support is not compiled in, and recognising the format is what turns a corrupt parse into a clear message.</w:t>
+      </w:r>
+    </w:p>
+    <w:p>
+      <w:pPr>
+        <w:pStyle w:val="ListBullet"/>
+        <w:spacing w:line="384" w:lineRule="auto" w:after="120"/>
+      </w:pPr>
+      <w:r>
+        <w:rPr>
+          <w:rFonts w:ascii="Times New Roman" w:hAnsi="Times New Roman" w:eastAsia="Batang"/>
+          <w:sz w:val="22"/>
+        </w:rPr>
+        <w:t>Anything else is treated as plain text, which is what the current feed delivers.</w:t>
+      </w:r>
+    </w:p>
+    <w:p>
+      <w:pPr>
+        <w:spacing w:line="384" w:lineRule="auto" w:after="120"/>
+        <w:jc w:val="both"/>
+      </w:pPr>
+      <w:r>
+        <w:rPr>
+          <w:rFonts w:ascii="Times New Roman" w:hAnsi="Times New Roman" w:eastAsia="Batang"/>
+          <w:sz w:val="22"/>
+        </w:rPr>
+        <w:t xml:space="preserve">Note the asymmetry: an </w:t>
+      </w:r>
+      <w:r>
+        <w:rPr>
+          <w:rFonts w:ascii="Times New Roman" w:hAnsi="Times New Roman" w:eastAsia="Batang"/>
+          <w:i/>
+          <w:sz w:val="22"/>
+        </w:rPr>
+        <w:t>unrecognised</w:t>
+      </w:r>
+      <w:r>
+        <w:rPr>
+          <w:rFonts w:ascii="Times New Roman" w:hAnsi="Times New Roman" w:eastAsia="Batang"/>
+          <w:sz w:val="22"/>
+        </w:rPr>
+        <w:t xml:space="preserve"> format is assumed to be plain text and will fail later in the scanner, whereas a </w:t>
+      </w:r>
+      <w:r>
+        <w:rPr>
+          <w:rFonts w:ascii="Times New Roman" w:hAnsi="Times New Roman" w:eastAsia="Batang"/>
+          <w:i/>
+          <w:sz w:val="22"/>
+        </w:rPr>
+        <w:t>recognised but unsupported</w:t>
+      </w:r>
+      <w:r>
+        <w:rPr>
+          <w:rFonts w:ascii="Times New Roman" w:hAnsi="Times New Roman" w:eastAsia="Batang"/>
+          <w:sz w:val="22"/>
+        </w:rPr>
+        <w:t xml:space="preserve"> one fails immediately. Adding zstd is a small change (one crate and one match arm), and should be made before asking the sender to switch, not after.</w:t>
+      </w:r>
+    </w:p>
+    <w:p>
+      <w:pPr>
+        <w:spacing w:line="384" w:lineRule="auto" w:after="120"/>
+        <w:jc w:val="both"/>
+      </w:pPr>
+      <w:r>
+        <w:rPr>
+          <w:rFonts w:ascii="Times New Roman" w:hAnsi="Times New Roman" w:eastAsia="Batang"/>
+          <w:b/>
+          <w:sz w:val="22"/>
+        </w:rPr>
         <w:t>Decompression is the pipeline's only unavoidable serial stage.</w:t>
       </w:r>
       <w:r>
@@ -2233,7 +2649,21 @@
           <w:rFonts w:ascii="Times New Roman" w:hAnsi="Times New Roman" w:eastAsia="Batang"/>
           <w:sz w:val="22"/>
         </w:rPr>
-        <w:t xml:space="preserve"> A compressed stream must be decoded in order, so unlike row decoding it does not scale with cores, and it sits in front of every other stage. It therefore sets the floor on total runtime. Measured gunzip throughput is 349 MiB/s against a row decoder at 1068 MiB/s per core, so with gzip input the decompressor governs the run and is roughly three times the cost of the decode it feeds. zstd would run several times faster and would not be a constraint at all. Where the sender's format can be influenced, zstd should be requested. Where gzip is fixed, a faster backend such as zlib-ng is worth the build complexity, because no amount of parallelism elsewhere will compensate.</w:t>
+        <w:t xml:space="preserve"> A compressed stream must be decoded in order, so unlike row decoding it does not scale with cores, and it sits in front of every other stage. It therefore sets the floor on total runtime. Measured gunzip throughput is 349 MiB/s against a row decoder at 1068 MiB/s per core, so with gzip input the decompressor governs the run and is roughly three times the cost of the decode it feeds. Where gzip is fixed, a faster backend such as zlib-ng is worth the build complexity, because no amount of parallelism elsewhere will compensate; it is available behind the </w:t>
+      </w:r>
+      <w:r>
+        <w:rPr>
+          <w:rFonts w:ascii="Consolas" w:hAnsi="Consolas" w:eastAsia="Consolas"/>
+          <w:sz w:val="18"/>
+        </w:rPr>
+        <w:t>fast-gzip</w:t>
+      </w:r>
+      <w:r>
+        <w:rPr>
+          <w:rFonts w:ascii="Times New Roman" w:hAnsi="Times New Roman" w:eastAsia="Batang"/>
+          <w:sz w:val="22"/>
+        </w:rPr>
+        <w:t xml:space="preserve"> feature. A plain-text feed avoids the stage altogether and is the case the current deployment is sized for.</w:t>
       </w:r>
     </w:p>
     <w:p>
@@ -3473,11 +3903,38 @@
           <w:rFonts w:ascii="Times New Roman" w:hAnsi="Times New Roman" w:eastAsia="Batang"/>
           <w:sz w:val="22"/>
         </w:rPr>
-        <w:t xml:space="preserve"> Each newline-aligned chunk is passed over a bounded channel to the decode pool.</w:t>
+        <w:t xml:space="preserve"> The scanner classifies each chunk. Only the row interiors of an open </w:t>
+      </w:r>
+      <w:r>
+        <w:rPr>
+          <w:rFonts w:ascii="Consolas" w:hAnsi="Consolas" w:eastAsia="Consolas"/>
+          <w:sz w:val="18"/>
+        </w:rPr>
+        <w:t>COPY</w:t>
+      </w:r>
+      <w:r>
+        <w:rPr>
+          <w:rFonts w:ascii="Times New Roman" w:hAnsi="Times New Roman" w:eastAsia="Batang"/>
+          <w:sz w:val="22"/>
+        </w:rPr>
+        <w:t xml:space="preserve"> block</w:t>
       </w:r>
     </w:p>
     <w:p>
       <w:pPr>
+        <w:spacing w:line="384" w:lineRule="auto" w:after="120"/>
+        <w:jc w:val="both"/>
+      </w:pPr>
+      <w:r>
+        <w:rPr>
+          <w:rFonts w:ascii="Times New Roman" w:hAnsi="Times New Roman" w:eastAsia="Batang"/>
+          <w:sz w:val="22"/>
+        </w:rPr>
+        <w:t>leave the reader; DDL is handled in place.</w:t>
+      </w:r>
+    </w:p>
+    <w:p>
+      <w:pPr>
         <w:pStyle w:val="ListBullet"/>
         <w:spacing w:line="384" w:lineRule="auto" w:after="120"/>
       </w:pPr>
@@ -3494,7 +3951,14 @@
           <w:rFonts w:ascii="Times New Roman" w:hAnsi="Times New Roman" w:eastAsia="Batang"/>
           <w:sz w:val="22"/>
         </w:rPr>
-        <w:t xml:space="preserve"> Workers decode whole rows in parallel. By construction no row spans a chunk, so</w:t>
+        <w:t xml:space="preserve"> Row bytes are handed round-robin, at chunk granularity, to one of </w:t>
+      </w:r>
+      <w:r>
+        <w:rPr>
+          <w:rFonts w:ascii="Consolas" w:hAnsi="Consolas" w:eastAsia="Consolas"/>
+          <w:sz w:val="18"/>
+        </w:rPr>
+        <w:t>threads</w:t>
       </w:r>
     </w:p>
     <w:p>
@@ -3507,11 +3971,32 @@
           <w:rFonts w:ascii="Times New Roman" w:hAnsi="Times New Roman" w:eastAsia="Batang"/>
           <w:sz w:val="22"/>
         </w:rPr>
-        <w:t>workers never coordinate.</w:t>
+        <w:t>workers over a per-worker bounded channel.</w:t>
       </w:r>
     </w:p>
     <w:p>
       <w:pPr>
+        <w:pStyle w:val="ListBullet"/>
+        <w:spacing w:line="384" w:lineRule="auto" w:after="120"/>
+      </w:pPr>
+      <w:r>
+        <w:rPr>
+          <w:rFonts w:ascii="Times New Roman" w:hAnsi="Times New Roman" w:eastAsia="Batang"/>
+          <w:b/>
+          <w:sz w:val="22"/>
+        </w:rPr>
+        <w:t>D.</w:t>
+      </w:r>
+      <w:r>
+        <w:rPr>
+          <w:rFonts w:ascii="Times New Roman" w:hAnsi="Times New Roman" w:eastAsia="Batang"/>
+          <w:sz w:val="22"/>
+        </w:rPr>
+        <w:t xml:space="preserve"> Each worker decodes whole rows, builds Arrow batches, and **encodes Parquet into</w:t>
+      </w:r>
+    </w:p>
+    <w:p>
+      <w:pPr>
         <w:spacing w:line="384" w:lineRule="auto" w:after="120"/>
         <w:jc w:val="both"/>
       </w:pPr>
@@ -3520,7 +4005,81 @@
           <w:rFonts w:ascii="Times New Roman" w:hAnsi="Times New Roman" w:eastAsia="Batang"/>
           <w:sz w:val="22"/>
         </w:rPr>
+        <w:t>its own writer**. By construction no row spans a chunk, so workers never coordinate over data. Putting the Parquet encoder on the worker is what keeps the expected bottleneck off a single thread.</w:t>
+      </w:r>
+    </w:p>
+    <w:p>
+      <w:pPr>
+        <w:pStyle w:val="ListBullet"/>
+        <w:spacing w:line="384" w:lineRule="auto" w:after="120"/>
+      </w:pPr>
+      <w:r>
+        <w:rPr>
+          <w:rFonts w:ascii="Times New Roman" w:hAnsi="Times New Roman" w:eastAsia="Batang"/>
+          <w:b/>
+          <w:sz w:val="22"/>
+        </w:rPr>
+        <w:t>E.</w:t>
+      </w:r>
+      <w:r>
+        <w:rPr>
+          <w:rFonts w:ascii="Times New Roman" w:hAnsi="Times New Roman" w:eastAsia="Batang"/>
+          <w:sz w:val="22"/>
+        </w:rPr>
+        <w:t xml:space="preserve"> At the end of a block the reader broadcasts a close and collects one</w:t>
+      </w:r>
+    </w:p>
+    <w:p>
+      <w:pPr>
+        <w:spacing w:line="384" w:lineRule="auto" w:after="120"/>
+        <w:jc w:val="both"/>
+      </w:pPr>
+      <w:r>
+        <w:rPr>
+          <w:rFonts w:ascii="Times New Roman" w:hAnsi="Times New Roman" w:eastAsia="Batang"/>
+          <w:sz w:val="22"/>
+        </w:rPr>
+        <w:t xml:space="preserve">acknowledgement per worker, each carrying that worker's staged </w:t>
+      </w:r>
+      <w:r>
+        <w:rPr>
+          <w:rFonts w:ascii="Consolas" w:hAnsi="Consolas" w:eastAsia="Consolas"/>
+          <w:sz w:val="18"/>
+        </w:rPr>
+        <w:t>Add</w:t>
+      </w:r>
+      <w:r>
+        <w:rPr>
+          <w:rFonts w:ascii="Times New Roman" w:hAnsi="Times New Roman" w:eastAsia="Batang"/>
+          <w:sz w:val="22"/>
+        </w:rPr>
+        <w:t xml:space="preserve"> actions and its row and substitution counts. Those are pooled and committed together in Phase 2.</w:t>
+      </w:r>
+    </w:p>
+    <w:p>
+      <w:pPr>
+        <w:spacing w:line="384" w:lineRule="auto" w:after="120"/>
+        <w:jc w:val="both"/>
+      </w:pPr>
+      <w:r>
+        <w:rPr>
+          <w:rFonts w:ascii="Times New Roman" w:hAnsi="Times New Roman" w:eastAsia="Batang"/>
+          <w:sz w:val="22"/>
+        </w:rPr>
         <w:t>This requires a single pass, no seeking, and no second read of the file. Throughput scales with available cores.</w:t>
+      </w:r>
+    </w:p>
+    <w:p>
+      <w:pPr>
+        <w:spacing w:line="384" w:lineRule="auto" w:after="120"/>
+        <w:jc w:val="both"/>
+      </w:pPr>
+      <w:r>
+        <w:rPr>
+          <w:rFonts w:ascii="Times New Roman" w:hAnsi="Times New Roman" w:eastAsia="Batang"/>
+          <w:sz w:val="22"/>
+        </w:rPr>
+        <w:t>Round-robin at chunk granularity has a useful secondary property: a table smaller than one chunk is seen by exactly one worker and therefore produces exactly one file. Only tables large enough to span chunks fan out, which is precisely where several files are wanted. Were work distributed per row instead, every one of several hundred small tables would emit one small file per worker.</w:t>
       </w:r>
     </w:p>
     <w:p>
@@ -4084,20 +4643,47 @@
           <w:rFonts w:ascii="Consolas" w:hAnsi="Consolas" w:eastAsia="Consolas"/>
           <w:sz w:val="18"/>
         </w:rPr>
-        <w:t>Python::allow_threads</w:t>
-      </w:r>
-      <w:r>
-        <w:rPr>
-          <w:rFonts w:ascii="Times New Roman" w:hAnsi="Times New Roman" w:eastAsia="Batang"/>
-          <w:sz w:val="22"/>
-        </w:rPr>
-        <w:t xml:space="preserve">, releasing the GIL so that other Python threads continue to run. The GIL is reacquired periodically to check for signals, so </w:t>
+        <w:t>Python::detach</w:t>
+      </w:r>
+      <w:r>
+        <w:rPr>
+          <w:rFonts w:ascii="Times New Roman" w:hAnsi="Times New Roman" w:eastAsia="Batang"/>
+          <w:sz w:val="22"/>
+        </w:rPr>
+        <w:t xml:space="preserve">, releasing the GIL so that other Python threads continue to run. The method was named </w:t>
       </w:r>
       <w:r>
         <w:rPr>
           <w:rFonts w:ascii="Consolas" w:hAnsi="Consolas" w:eastAsia="Consolas"/>
           <w:sz w:val="18"/>
         </w:rPr>
+        <w:t>Python::allow_threads</w:t>
+      </w:r>
+      <w:r>
+        <w:rPr>
+          <w:rFonts w:ascii="Times New Roman" w:hAnsi="Times New Roman" w:eastAsia="Batang"/>
+          <w:sz w:val="22"/>
+        </w:rPr>
+        <w:t xml:space="preserve"> before PyO3 0.29 and is still described that way in much of the surrounding literature.</w:t>
+      </w:r>
+    </w:p>
+    <w:p>
+      <w:pPr>
+        <w:spacing w:line="384" w:lineRule="auto" w:after="120"/>
+        <w:jc w:val="both"/>
+      </w:pPr>
+      <w:r>
+        <w:rPr>
+          <w:rFonts w:ascii="Times New Roman" w:hAnsi="Times New Roman" w:eastAsia="Batang"/>
+          <w:sz w:val="22"/>
+        </w:rPr>
+        <w:t xml:space="preserve">The GIL is reacquired on every progress callback, which happens once per chunk and once per table, and each such reacquisition checks for signals so that </w:t>
+      </w:r>
+      <w:r>
+        <w:rPr>
+          <w:rFonts w:ascii="Consolas" w:hAnsi="Consolas" w:eastAsia="Consolas"/>
+          <w:sz w:val="18"/>
+        </w:rPr>
         <w:t>KeyboardInterrupt</w:t>
       </w:r>
       <w:r>
@@ -4105,7 +4691,7 @@
           <w:rFonts w:ascii="Times New Roman" w:hAnsi="Times New Roman" w:eastAsia="Batang"/>
           <w:sz w:val="22"/>
         </w:rPr>
-        <w:t xml:space="preserve"> functions correctly. Progress callbacks reacquire the GIL for their duration and should therefore be inexpensive.</w:t>
+        <w:t xml:space="preserve"> works. Callbacks should therefore be inexpensive. A signal, or an exception raised by the caller's own callback, is restored as the pending Python exception and re-raised once the load has unwound, so the caller sees the exception they raised rather than a generic interrupt. Decode workers never touch Python.</w:t>
       </w:r>
     </w:p>
     <w:p>
@@ -4472,7 +5058,9 @@
           <w:rFonts w:ascii="Consolas" w:hAnsi="Consolas" w:eastAsia="Consolas"/>
           <w:sz w:val="18"/>
         </w:rPr>
-        <w:t>batch_rows / batch_bytes  x  decode pool size  x  channel capacity</w:t>
+        <w:t>threads x (batch_bytes + one Parquet write buffer)      the open block</w:t>
+        <w:br/>
+        <w:t xml:space="preserve">  + threads x queue depth x chunk size                  the decode queue</w:t>
       </w:r>
     </w:p>
     <w:p>
@@ -4498,7 +5086,117 @@
           <w:rFonts w:ascii="Times New Roman" w:hAnsi="Times New Roman" w:eastAsia="Batang"/>
           <w:sz w:val="22"/>
         </w:rPr>
-        <w:t>To this are added hard caps on maximum field bytes, maximum row bytes, and maximum column count. A malformed or hostile dump must not exhaust the driver.</w:t>
+        <w:t xml:space="preserve">Only one </w:t>
+      </w:r>
+      <w:r>
+        <w:rPr>
+          <w:rFonts w:ascii="Consolas" w:hAnsi="Consolas" w:eastAsia="Consolas"/>
+          <w:sz w:val="18"/>
+        </w:rPr>
+        <w:t>COPY</w:t>
+      </w:r>
+      <w:r>
+        <w:rPr>
+          <w:rFonts w:ascii="Times New Roman" w:hAnsi="Times New Roman" w:eastAsia="Batang"/>
+          <w:sz w:val="22"/>
+        </w:rPr>
+        <w:t xml:space="preserve"> block is open at a time, because the scanner is sequential, so the first term does not multiply by the table count. Neither term involves the size of the dump.</w:t>
+      </w:r>
+    </w:p>
+    <w:p>
+      <w:pPr>
+        <w:spacing w:line="384" w:lineRule="auto" w:after="120"/>
+        <w:jc w:val="both"/>
+      </w:pPr>
+      <w:r>
+        <w:rPr>
+          <w:rFonts w:ascii="Times New Roman" w:hAnsi="Times New Roman" w:eastAsia="Batang"/>
+          <w:sz w:val="22"/>
+        </w:rPr>
+        <w:t xml:space="preserve">The practical consequence is that </w:t>
+      </w:r>
+      <w:r>
+        <w:rPr>
+          <w:rFonts w:ascii="Consolas" w:hAnsi="Consolas" w:eastAsia="Consolas"/>
+          <w:sz w:val="18"/>
+        </w:rPr>
+        <w:t>threads</w:t>
+      </w:r>
+      <w:r>
+        <w:rPr>
+          <w:rFonts w:ascii="Times New Roman" w:hAnsi="Times New Roman" w:eastAsia="Batang"/>
+          <w:sz w:val="22"/>
+        </w:rPr>
+        <w:t xml:space="preserve"> and </w:t>
+      </w:r>
+      <w:r>
+        <w:rPr>
+          <w:rFonts w:ascii="Consolas" w:hAnsi="Consolas" w:eastAsia="Consolas"/>
+          <w:sz w:val="18"/>
+        </w:rPr>
+        <w:t>batch_bytes</w:t>
+      </w:r>
+      <w:r>
+        <w:rPr>
+          <w:rFonts w:ascii="Times New Roman" w:hAnsi="Times New Roman" w:eastAsia="Batang"/>
+          <w:sz w:val="22"/>
+        </w:rPr>
+        <w:t xml:space="preserve"> multiply. The default </w:t>
+      </w:r>
+      <w:r>
+        <w:rPr>
+          <w:rFonts w:ascii="Consolas" w:hAnsi="Consolas" w:eastAsia="Consolas"/>
+          <w:sz w:val="18"/>
+        </w:rPr>
+        <w:t>batch_bytes</w:t>
+      </w:r>
+      <w:r>
+        <w:rPr>
+          <w:rFonts w:ascii="Times New Roman" w:hAnsi="Times New Roman" w:eastAsia="Batang"/>
+          <w:sz w:val="22"/>
+        </w:rPr>
+        <w:t xml:space="preserve"> of 128 MB across sixteen workers is two gigabytes of builders before any Parquet buffer is counted, which is the figure to check first on a small driver. Lower </w:t>
+      </w:r>
+      <w:r>
+        <w:rPr>
+          <w:rFonts w:ascii="Consolas" w:hAnsi="Consolas" w:eastAsia="Consolas"/>
+          <w:sz w:val="18"/>
+        </w:rPr>
+        <w:t>batch_bytes</w:t>
+      </w:r>
+      <w:r>
+        <w:rPr>
+          <w:rFonts w:ascii="Times New Roman" w:hAnsi="Times New Roman" w:eastAsia="Batang"/>
+          <w:sz w:val="22"/>
+        </w:rPr>
+        <w:t xml:space="preserve">, not </w:t>
+      </w:r>
+      <w:r>
+        <w:rPr>
+          <w:rFonts w:ascii="Consolas" w:hAnsi="Consolas" w:eastAsia="Consolas"/>
+          <w:sz w:val="18"/>
+        </w:rPr>
+        <w:t>threads</w:t>
+      </w:r>
+      <w:r>
+        <w:rPr>
+          <w:rFonts w:ascii="Times New Roman" w:hAnsi="Times New Roman" w:eastAsia="Batang"/>
+          <w:sz w:val="22"/>
+        </w:rPr>
+        <w:t>, when memory is tight: batches are flushed by whichever bound is reached first, so a smaller byte bound costs nothing but more frequent flushes.</w:t>
+      </w:r>
+    </w:p>
+    <w:p>
+      <w:pPr>
+        <w:spacing w:line="384" w:lineRule="auto" w:after="120"/>
+        <w:jc w:val="both"/>
+      </w:pPr>
+      <w:r>
+        <w:rPr>
+          <w:rFonts w:ascii="Times New Roman" w:hAnsi="Times New Roman" w:eastAsia="Batang"/>
+          <w:sz w:val="22"/>
+        </w:rPr>
+        <w:t>To this are added hard caps on maximum field bytes, maximum row bytes, and maximum column count. A malformed or hostile dump must not exhaust the driver. The row cap additionally bounds how far the reader will grow a chunk around one very long line.</w:t>
       </w:r>
     </w:p>
     <w:p/>
@@ -5317,7 +6015,7 @@
                 <w:rFonts w:ascii="Times New Roman" w:hAnsi="Times New Roman" w:eastAsia="Batang"/>
                 <w:sz w:val="22"/>
               </w:rPr>
-              <w:t xml:space="preserve"> where p &lt;= 38</w:t>
+              <w:t xml:space="preserve"> where 1 &lt;= p &lt;= 38 and 0 &lt;= s &lt;= p</w:t>
             </w:r>
           </w:p>
         </w:tc>
@@ -5354,7 +6052,7 @@
                 <w:rFonts w:ascii="Times New Roman" w:hAnsi="Times New Roman" w:eastAsia="Batang"/>
                 <w:sz w:val="22"/>
               </w:rPr>
-              <w:t xml:space="preserve"> unconstrained, or p &gt; 38</w:t>
+              <w:t xml:space="preserve"> unconstrained, or outside that range</w:t>
             </w:r>
           </w:p>
         </w:tc>
@@ -5970,7 +6668,90 @@
           <w:rFonts w:ascii="Times New Roman" w:hAnsi="Times New Roman" w:eastAsia="Batang"/>
           <w:sz w:val="22"/>
         </w:rPr>
-        <w:t xml:space="preserve">Both substitutions are </w:t>
+        <w:t xml:space="preserve">A third degradation is structural rather than per value. PostgreSQL 15 and later accept a </w:t>
+      </w:r>
+      <w:r>
+        <w:rPr>
+          <w:rFonts w:ascii="Consolas" w:hAnsi="Consolas" w:eastAsia="Consolas"/>
+          <w:sz w:val="18"/>
+        </w:rPr>
+        <w:t>numeric</w:t>
+      </w:r>
+      <w:r>
+        <w:rPr>
+          <w:rFonts w:ascii="Times New Roman" w:hAnsi="Times New Roman" w:eastAsia="Batang"/>
+          <w:sz w:val="22"/>
+        </w:rPr>
+        <w:t xml:space="preserve"> whose scale is negative or exceeds its precision, such as </w:t>
+      </w:r>
+      <w:r>
+        <w:rPr>
+          <w:rFonts w:ascii="Consolas" w:hAnsi="Consolas" w:eastAsia="Consolas"/>
+          <w:sz w:val="18"/>
+        </w:rPr>
+        <w:t>numeric(5,-2)</w:t>
+      </w:r>
+      <w:r>
+        <w:rPr>
+          <w:rFonts w:ascii="Times New Roman" w:hAnsi="Times New Roman" w:eastAsia="Batang"/>
+          <w:sz w:val="22"/>
+        </w:rPr>
+        <w:t xml:space="preserve"> or </w:t>
+      </w:r>
+      <w:r>
+        <w:rPr>
+          <w:rFonts w:ascii="Consolas" w:hAnsi="Consolas" w:eastAsia="Consolas"/>
+          <w:sz w:val="18"/>
+        </w:rPr>
+        <w:t>numeric(2,5)</w:t>
+      </w:r>
+      <w:r>
+        <w:rPr>
+          <w:rFonts w:ascii="Times New Roman" w:hAnsi="Times New Roman" w:eastAsia="Batang"/>
+          <w:sz w:val="22"/>
+        </w:rPr>
+        <w:t xml:space="preserve">. Arrow's </w:t>
+      </w:r>
+      <w:r>
+        <w:rPr>
+          <w:rFonts w:ascii="Consolas" w:hAnsi="Consolas" w:eastAsia="Consolas"/>
+          <w:sz w:val="18"/>
+        </w:rPr>
+        <w:t>Decimal128</w:t>
+      </w:r>
+      <w:r>
+        <w:rPr>
+          <w:rFonts w:ascii="Times New Roman" w:hAnsi="Times New Roman" w:eastAsia="Batang"/>
+          <w:sz w:val="22"/>
+        </w:rPr>
+        <w:t xml:space="preserve"> requires </w:t>
+      </w:r>
+      <w:r>
+        <w:rPr>
+          <w:rFonts w:ascii="Consolas" w:hAnsi="Consolas" w:eastAsia="Consolas"/>
+          <w:sz w:val="18"/>
+        </w:rPr>
+        <w:t>0 &lt;= scale &lt;= precision &lt;= 38</w:t>
+      </w:r>
+      <w:r>
+        <w:rPr>
+          <w:rFonts w:ascii="Times New Roman" w:hAnsi="Times New Roman" w:eastAsia="Batang"/>
+          <w:sz w:val="22"/>
+        </w:rPr>
+        <w:t>, so such a column is written as text in its entirety, and its values are preserved as the literal the dump carried. This is decided once, when the type is resolved, so the schema and the array builder cannot disagree; deciding it per value would produce a batch whose arrays did not match their own schema.</w:t>
+      </w:r>
+    </w:p>
+    <w:p>
+      <w:pPr>
+        <w:spacing w:line="384" w:lineRule="auto" w:after="120"/>
+        <w:jc w:val="both"/>
+      </w:pPr>
+      <w:r>
+        <w:rPr>
+          <w:rFonts w:ascii="Times New Roman" w:hAnsi="Times New Roman" w:eastAsia="Batang"/>
+          <w:sz w:val="22"/>
+        </w:rPr>
+        <w:t xml:space="preserve">Both per-value substitutions are </w:t>
       </w:r>
       <w:r>
         <w:rPr>
@@ -6279,6 +7060,97 @@
           <w:b/>
           <w:sz w:val="22"/>
         </w:rPr>
+        <w:t>B2.</w:t>
+      </w:r>
+      <w:r>
+        <w:rPr>
+          <w:rFonts w:ascii="Times New Roman" w:hAnsi="Times New Roman" w:eastAsia="Batang"/>
+          <w:sz w:val="22"/>
+        </w:rPr>
+        <w:t xml:space="preserve"> </w:t>
+      </w:r>
+      <w:r>
+        <w:rPr>
+          <w:rFonts w:ascii="Times New Roman" w:hAnsi="Times New Roman" w:eastAsia="Batang"/>
+          <w:b/>
+          <w:sz w:val="22"/>
+        </w:rPr>
+        <w:t>Schema and table are never joined into one string.</w:t>
+      </w:r>
+      <w:r>
+        <w:rPr>
+          <w:rFonts w:ascii="Times New Roman" w:hAnsi="Times New Roman" w:eastAsia="Batang"/>
+          <w:sz w:val="22"/>
+        </w:rPr>
+        <w:t xml:space="preserve"> A dot is legal inside a</w:t>
+      </w:r>
+    </w:p>
+    <w:p>
+      <w:pPr>
+        <w:spacing w:line="384" w:lineRule="auto" w:after="120"/>
+        <w:jc w:val="both"/>
+      </w:pPr>
+      <w:r>
+        <w:rPr>
+          <w:rFonts w:ascii="Times New Roman" w:hAnsi="Times New Roman" w:eastAsia="Batang"/>
+          <w:sz w:val="22"/>
+        </w:rPr>
+        <w:t xml:space="preserve">quoted identifier, so </w:t>
+      </w:r>
+      <w:r>
+        <w:rPr>
+          <w:rFonts w:ascii="Consolas" w:hAnsi="Consolas" w:eastAsia="Consolas"/>
+          <w:sz w:val="18"/>
+        </w:rPr>
+        <w:t>public."a.b"</w:t>
+      </w:r>
+      <w:r>
+        <w:rPr>
+          <w:rFonts w:ascii="Times New Roman" w:hAnsi="Times New Roman" w:eastAsia="Batang"/>
+          <w:sz w:val="22"/>
+        </w:rPr>
+        <w:t xml:space="preserve"> and schema </w:t>
+      </w:r>
+      <w:r>
+        <w:rPr>
+          <w:rFonts w:ascii="Consolas" w:hAnsi="Consolas" w:eastAsia="Consolas"/>
+          <w:sz w:val="18"/>
+        </w:rPr>
+        <w:t>public.a</w:t>
+      </w:r>
+      <w:r>
+        <w:rPr>
+          <w:rFonts w:ascii="Times New Roman" w:hAnsi="Times New Roman" w:eastAsia="Batang"/>
+          <w:sz w:val="22"/>
+        </w:rPr>
+        <w:t xml:space="preserve"> table </w:t>
+      </w:r>
+      <w:r>
+        <w:rPr>
+          <w:rFonts w:ascii="Consolas" w:hAnsi="Consolas" w:eastAsia="Consolas"/>
+          <w:sz w:val="18"/>
+        </w:rPr>
+        <w:t>b</w:t>
+      </w:r>
+      <w:r>
+        <w:rPr>
+          <w:rFonts w:ascii="Times New Roman" w:hAnsi="Times New Roman" w:eastAsia="Batang"/>
+          <w:sz w:val="22"/>
+        </w:rPr>
+        <w:t xml:space="preserve"> are indistinguishable once joined, and would map to the same output path. The parts are carried separately from the scanner through to the path mapping, and each is validated on its own. A dot appearing inside an identifier is rejected rather than split.</w:t>
+      </w:r>
+    </w:p>
+    <w:p>
+      <w:pPr>
+        <w:pStyle w:val="ListBullet"/>
+        <w:spacing w:line="384" w:lineRule="auto" w:after="120"/>
+      </w:pPr>
+      <w:r>
+        <w:rPr>
+          <w:rFonts w:ascii="Times New Roman" w:hAnsi="Times New Roman" w:eastAsia="Batang"/>
+          <w:b/>
+          <w:sz w:val="22"/>
+        </w:rPr>
         <w:t>C.</w:t>
       </w:r>
       <w:r>
@@ -6928,6 +7800,74 @@
           <w:sz w:val="22"/>
         </w:rPr>
         <w:t xml:space="preserve"> in one codebase, as described in Chapter IV, Section 6.</w:t>
+      </w:r>
+    </w:p>
+    <w:p>
+      <w:pPr>
+        <w:pStyle w:val="ListBullet"/>
+        <w:spacing w:line="384" w:lineRule="auto" w:after="120"/>
+      </w:pPr>
+      <w:r>
+        <w:rPr>
+          <w:rFonts w:ascii="Times New Roman" w:hAnsi="Times New Roman" w:eastAsia="Batang"/>
+          <w:b/>
+          <w:sz w:val="22"/>
+        </w:rPr>
+        <w:t>A `numeric` that Arrow cannot hold is silently written as text.</w:t>
+      </w:r>
+      <w:r>
+        <w:rPr>
+          <w:rFonts w:ascii="Times New Roman" w:hAnsi="Times New Roman" w:eastAsia="Batang"/>
+          <w:sz w:val="22"/>
+        </w:rPr>
+        <w:t xml:space="preserve"> It is visible in the</w:t>
+      </w:r>
+    </w:p>
+    <w:p>
+      <w:pPr>
+        <w:spacing w:line="384" w:lineRule="auto" w:after="120"/>
+        <w:jc w:val="both"/>
+      </w:pPr>
+      <w:r>
+        <w:rPr>
+          <w:rFonts w:ascii="Times New Roman" w:hAnsi="Times New Roman" w:eastAsia="Batang"/>
+          <w:sz w:val="22"/>
+        </w:rPr>
+        <w:t>resulting schema, but unlike an unrecognised type it is not called out in the run statistics. See Chapter VIII, Section 2.</w:t>
+      </w:r>
+    </w:p>
+    <w:p>
+      <w:pPr>
+        <w:pStyle w:val="ListBullet"/>
+        <w:spacing w:line="384" w:lineRule="auto" w:after="120"/>
+      </w:pPr>
+      <w:r>
+        <w:rPr>
+          <w:rFonts w:ascii="Times New Roman" w:hAnsi="Times New Roman" w:eastAsia="Batang"/>
+          <w:b/>
+          <w:sz w:val="22"/>
+        </w:rPr>
+        <w:t>Row order within a table is not preserved.</w:t>
+      </w:r>
+      <w:r>
+        <w:rPr>
+          <w:rFonts w:ascii="Times New Roman" w:hAnsi="Times New Roman" w:eastAsia="Batang"/>
+          <w:sz w:val="22"/>
+        </w:rPr>
+        <w:t xml:space="preserve"> Each worker stages its own files. Delta</w:t>
+      </w:r>
+    </w:p>
+    <w:p>
+      <w:pPr>
+        <w:spacing w:line="384" w:lineRule="auto" w:after="120"/>
+        <w:jc w:val="both"/>
+      </w:pPr>
+      <w:r>
+        <w:rPr>
+          <w:rFonts w:ascii="Times New Roman" w:hAnsi="Times New Roman" w:eastAsia="Batang"/>
+          <w:sz w:val="22"/>
+        </w:rPr>
+        <w:t>tables are unordered sets so this is correct, but a caller porting from a system that happened to preserve insertion order should know.</w:t>
       </w:r>
     </w:p>
     <w:p>
@@ -7356,6 +8296,326 @@
           </w:p>
         </w:tc>
       </w:tr>
+      <w:tr>
+        <w:tc>
+          <w:tcPr>
+            <w:tcW w:type="dxa" w:w="2351"/>
+          </w:tcPr>
+          <w:p>
+            <w:r>
+              <w:rPr>
+                <w:rFonts w:ascii="Consolas" w:hAnsi="Consolas" w:eastAsia="Consolas"/>
+                <w:sz w:val="18"/>
+              </w:rPr>
+              <w:t>flate2</w:t>
+            </w:r>
+          </w:p>
+        </w:tc>
+        <w:tc>
+          <w:tcPr>
+            <w:tcW w:type="dxa" w:w="2351"/>
+          </w:tcPr>
+          <w:p>
+            <w:r>
+              <w:rPr>
+                <w:rFonts w:ascii="Times New Roman" w:hAnsi="Times New Roman" w:eastAsia="Batang"/>
+                <w:sz w:val="22"/>
+              </w:rPr>
+              <w:t>1.1.10</w:t>
+            </w:r>
+          </w:p>
+        </w:tc>
+        <w:tc>
+          <w:tcPr>
+            <w:tcW w:type="dxa" w:w="2351"/>
+          </w:tcPr>
+          <w:p>
+            <w:r>
+              <w:rPr>
+                <w:rFonts w:ascii="Times New Roman" w:hAnsi="Times New Roman" w:eastAsia="Batang"/>
+                <w:sz w:val="22"/>
+              </w:rPr>
+              <w:t>gzip decoding. The default backend is pure Rust, so a wheel builds with no C toolchain</w:t>
+            </w:r>
+          </w:p>
+        </w:tc>
+        <w:tc>
+          <w:tcPr>
+            <w:tcW w:type="dxa" w:w="2351"/>
+          </w:tcPr>
+          <w:p>
+            <w:r>
+              <w:rPr>
+                <w:rFonts w:ascii="Times New Roman" w:hAnsi="Times New Roman" w:eastAsia="Batang"/>
+                <w:color w:val="003399"/>
+                <w:sz w:val="22"/>
+              </w:rPr>
+              <w:t>docs.rs</w:t>
+            </w:r>
+            <w:r>
+              <w:rPr>
+                <w:rFonts w:ascii="Times New Roman" w:hAnsi="Times New Roman" w:eastAsia="Batang"/>
+                <w:sz w:val="18"/>
+              </w:rPr>
+              <w:t xml:space="preserve"> (https://docs.rs/flate2/1.1.10/flate2/)</w:t>
+            </w:r>
+            <w:r>
+              <w:rPr>
+                <w:rFonts w:ascii="Times New Roman" w:hAnsi="Times New Roman" w:eastAsia="Batang"/>
+                <w:sz w:val="22"/>
+              </w:rPr>
+              <w:t xml:space="preserve">, </w:t>
+            </w:r>
+            <w:r>
+              <w:rPr>
+                <w:rFonts w:ascii="Times New Roman" w:hAnsi="Times New Roman" w:eastAsia="Batang"/>
+                <w:color w:val="003399"/>
+                <w:sz w:val="22"/>
+              </w:rPr>
+              <w:t>crates.io</w:t>
+            </w:r>
+            <w:r>
+              <w:rPr>
+                <w:rFonts w:ascii="Times New Roman" w:hAnsi="Times New Roman" w:eastAsia="Batang"/>
+                <w:sz w:val="18"/>
+              </w:rPr>
+              <w:t xml:space="preserve"> (https://crates.io/crates/flate2)</w:t>
+            </w:r>
+          </w:p>
+        </w:tc>
+      </w:tr>
+      <w:tr>
+        <w:tc>
+          <w:tcPr>
+            <w:tcW w:type="dxa" w:w="2351"/>
+          </w:tcPr>
+          <w:p>
+            <w:r>
+              <w:rPr>
+                <w:rFonts w:ascii="Consolas" w:hAnsi="Consolas" w:eastAsia="Consolas"/>
+                <w:sz w:val="18"/>
+              </w:rPr>
+              <w:t>tokio</w:t>
+            </w:r>
+          </w:p>
+        </w:tc>
+        <w:tc>
+          <w:tcPr>
+            <w:tcW w:type="dxa" w:w="2351"/>
+          </w:tcPr>
+          <w:p>
+            <w:r>
+              <w:rPr>
+                <w:rFonts w:ascii="Times New Roman" w:hAnsi="Times New Roman" w:eastAsia="Batang"/>
+                <w:sz w:val="22"/>
+              </w:rPr>
+              <w:t>1.53.1</w:t>
+            </w:r>
+          </w:p>
+        </w:tc>
+        <w:tc>
+          <w:tcPr>
+            <w:tcW w:type="dxa" w:w="2351"/>
+          </w:tcPr>
+          <w:p>
+            <w:r>
+              <w:rPr>
+                <w:rFonts w:ascii="Times New Roman" w:hAnsi="Times New Roman" w:eastAsia="Batang"/>
+                <w:sz w:val="22"/>
+              </w:rPr>
+              <w:t xml:space="preserve">Runtime for the storage edge. Already in the </w:t>
+            </w:r>
+            <w:r>
+              <w:rPr>
+                <w:rFonts w:ascii="Consolas" w:hAnsi="Consolas" w:eastAsia="Consolas"/>
+                <w:sz w:val="18"/>
+              </w:rPr>
+              <w:t>deltalake</w:t>
+            </w:r>
+            <w:r>
+              <w:rPr>
+                <w:rFonts w:ascii="Times New Roman" w:hAnsi="Times New Roman" w:eastAsia="Batang"/>
+                <w:sz w:val="22"/>
+              </w:rPr>
+              <w:t xml:space="preserve"> tree; declared so </w:t>
+            </w:r>
+            <w:r>
+              <w:rPr>
+                <w:rFonts w:ascii="Consolas" w:hAnsi="Consolas" w:eastAsia="Consolas"/>
+                <w:sz w:val="18"/>
+              </w:rPr>
+              <w:t>sink.rs</w:t>
+            </w:r>
+            <w:r>
+              <w:rPr>
+                <w:rFonts w:ascii="Times New Roman" w:hAnsi="Times New Roman" w:eastAsia="Batang"/>
+                <w:sz w:val="22"/>
+              </w:rPr>
+              <w:t xml:space="preserve"> and </w:t>
+            </w:r>
+            <w:r>
+              <w:rPr>
+                <w:rFonts w:ascii="Consolas" w:hAnsi="Consolas" w:eastAsia="Consolas"/>
+                <w:sz w:val="18"/>
+              </w:rPr>
+              <w:t>pipeline.rs</w:t>
+            </w:r>
+            <w:r>
+              <w:rPr>
+                <w:rFonts w:ascii="Times New Roman" w:hAnsi="Times New Roman" w:eastAsia="Batang"/>
+                <w:sz w:val="22"/>
+              </w:rPr>
+              <w:t xml:space="preserve"> may name it</w:t>
+            </w:r>
+          </w:p>
+        </w:tc>
+        <w:tc>
+          <w:tcPr>
+            <w:tcW w:type="dxa" w:w="2351"/>
+          </w:tcPr>
+          <w:p>
+            <w:r>
+              <w:rPr>
+                <w:rFonts w:ascii="Times New Roman" w:hAnsi="Times New Roman" w:eastAsia="Batang"/>
+                <w:color w:val="003399"/>
+                <w:sz w:val="22"/>
+              </w:rPr>
+              <w:t>docs.rs</w:t>
+            </w:r>
+            <w:r>
+              <w:rPr>
+                <w:rFonts w:ascii="Times New Roman" w:hAnsi="Times New Roman" w:eastAsia="Batang"/>
+                <w:sz w:val="18"/>
+              </w:rPr>
+              <w:t xml:space="preserve"> (https://docs.rs/tokio/1.53.1/tokio/)</w:t>
+            </w:r>
+            <w:r>
+              <w:rPr>
+                <w:rFonts w:ascii="Times New Roman" w:hAnsi="Times New Roman" w:eastAsia="Batang"/>
+                <w:sz w:val="22"/>
+              </w:rPr>
+              <w:t xml:space="preserve">, </w:t>
+            </w:r>
+            <w:r>
+              <w:rPr>
+                <w:rFonts w:ascii="Times New Roman" w:hAnsi="Times New Roman" w:eastAsia="Batang"/>
+                <w:color w:val="003399"/>
+                <w:sz w:val="22"/>
+              </w:rPr>
+              <w:t>crates.io</w:t>
+            </w:r>
+            <w:r>
+              <w:rPr>
+                <w:rFonts w:ascii="Times New Roman" w:hAnsi="Times New Roman" w:eastAsia="Batang"/>
+                <w:sz w:val="18"/>
+              </w:rPr>
+              <w:t xml:space="preserve"> (https://crates.io/crates/tokio)</w:t>
+            </w:r>
+          </w:p>
+        </w:tc>
+      </w:tr>
+      <w:tr>
+        <w:tc>
+          <w:tcPr>
+            <w:tcW w:type="dxa" w:w="2351"/>
+          </w:tcPr>
+          <w:p>
+            <w:r>
+              <w:rPr>
+                <w:rFonts w:ascii="Consolas" w:hAnsi="Consolas" w:eastAsia="Consolas"/>
+                <w:sz w:val="18"/>
+              </w:rPr>
+              <w:t>futures</w:t>
+            </w:r>
+          </w:p>
+        </w:tc>
+        <w:tc>
+          <w:tcPr>
+            <w:tcW w:type="dxa" w:w="2351"/>
+          </w:tcPr>
+          <w:p>
+            <w:r>
+              <w:rPr>
+                <w:rFonts w:ascii="Times New Roman" w:hAnsi="Times New Roman" w:eastAsia="Batang"/>
+                <w:sz w:val="22"/>
+              </w:rPr>
+              <w:t>0.3.34</w:t>
+            </w:r>
+          </w:p>
+        </w:tc>
+        <w:tc>
+          <w:tcPr>
+            <w:tcW w:type="dxa" w:w="2351"/>
+          </w:tcPr>
+          <w:p>
+            <w:r>
+              <w:rPr>
+                <w:rFonts w:ascii="Times New Roman" w:hAnsi="Times New Roman" w:eastAsia="Batang"/>
+                <w:sz w:val="22"/>
+              </w:rPr>
+              <w:t xml:space="preserve">Stream combinators over the Delta file listing. Already in the </w:t>
+            </w:r>
+            <w:r>
+              <w:rPr>
+                <w:rFonts w:ascii="Consolas" w:hAnsi="Consolas" w:eastAsia="Consolas"/>
+                <w:sz w:val="18"/>
+              </w:rPr>
+              <w:t>deltalake</w:t>
+            </w:r>
+            <w:r>
+              <w:rPr>
+                <w:rFonts w:ascii="Times New Roman" w:hAnsi="Times New Roman" w:eastAsia="Batang"/>
+                <w:sz w:val="22"/>
+              </w:rPr>
+              <w:t xml:space="preserve"> tree</w:t>
+            </w:r>
+          </w:p>
+        </w:tc>
+        <w:tc>
+          <w:tcPr>
+            <w:tcW w:type="dxa" w:w="2351"/>
+          </w:tcPr>
+          <w:p>
+            <w:r>
+              <w:rPr>
+                <w:rFonts w:ascii="Times New Roman" w:hAnsi="Times New Roman" w:eastAsia="Batang"/>
+                <w:color w:val="003399"/>
+                <w:sz w:val="22"/>
+              </w:rPr>
+              <w:t>docs.rs</w:t>
+            </w:r>
+            <w:r>
+              <w:rPr>
+                <w:rFonts w:ascii="Times New Roman" w:hAnsi="Times New Roman" w:eastAsia="Batang"/>
+                <w:sz w:val="18"/>
+              </w:rPr>
+              <w:t xml:space="preserve"> (https://docs.rs/futures/0.3.34/futures/)</w:t>
+            </w:r>
+            <w:r>
+              <w:rPr>
+                <w:rFonts w:ascii="Times New Roman" w:hAnsi="Times New Roman" w:eastAsia="Batang"/>
+                <w:sz w:val="22"/>
+              </w:rPr>
+              <w:t xml:space="preserve">, </w:t>
+            </w:r>
+            <w:r>
+              <w:rPr>
+                <w:rFonts w:ascii="Times New Roman" w:hAnsi="Times New Roman" w:eastAsia="Batang"/>
+                <w:color w:val="003399"/>
+                <w:sz w:val="22"/>
+              </w:rPr>
+              <w:t>crates.io</w:t>
+            </w:r>
+            <w:r>
+              <w:rPr>
+                <w:rFonts w:ascii="Times New Roman" w:hAnsi="Times New Roman" w:eastAsia="Batang"/>
+                <w:sz w:val="18"/>
+              </w:rPr>
+              <w:t xml:space="preserve"> (https://crates.io/crates/futures)</w:t>
+            </w:r>
+          </w:p>
+        </w:tc>
+      </w:tr>
     </w:tbl>
     <w:p/>
     <w:p>
@@ -7459,6 +8719,151 @@
           <w:sz w:val="22"/>
         </w:rPr>
         <w:t>.</w:t>
+      </w:r>
+    </w:p>
+    <w:p>
+      <w:pPr>
+        <w:spacing w:line="384" w:lineRule="auto" w:after="120"/>
+        <w:jc w:val="both"/>
+      </w:pPr>
+      <w:r>
+        <w:rPr>
+          <w:rFonts w:ascii="Consolas" w:hAnsi="Consolas" w:eastAsia="Consolas"/>
+          <w:sz w:val="18"/>
+        </w:rPr>
+        <w:t>tokio</w:t>
+      </w:r>
+      <w:r>
+        <w:rPr>
+          <w:rFonts w:ascii="Times New Roman" w:hAnsi="Times New Roman" w:eastAsia="Batang"/>
+          <w:sz w:val="22"/>
+        </w:rPr>
+        <w:t xml:space="preserve"> and </w:t>
+      </w:r>
+      <w:r>
+        <w:rPr>
+          <w:rFonts w:ascii="Consolas" w:hAnsi="Consolas" w:eastAsia="Consolas"/>
+          <w:sz w:val="18"/>
+        </w:rPr>
+        <w:t>futures</w:t>
+      </w:r>
+      <w:r>
+        <w:rPr>
+          <w:rFonts w:ascii="Times New Roman" w:hAnsi="Times New Roman" w:eastAsia="Batang"/>
+          <w:sz w:val="22"/>
+        </w:rPr>
+        <w:t xml:space="preserve"> are pinned to the versions </w:t>
+      </w:r>
+      <w:r>
+        <w:rPr>
+          <w:rFonts w:ascii="Consolas" w:hAnsi="Consolas" w:eastAsia="Consolas"/>
+          <w:sz w:val="18"/>
+        </w:rPr>
+        <w:t>deltalake</w:t>
+      </w:r>
+      <w:r>
+        <w:rPr>
+          <w:rFonts w:ascii="Times New Roman" w:hAnsi="Times New Roman" w:eastAsia="Batang"/>
+          <w:sz w:val="22"/>
+        </w:rPr>
+        <w:t xml:space="preserve"> already resolves, so declaring them builds no duplicate copy.</w:t>
+      </w:r>
+    </w:p>
+    <w:p>
+      <w:pPr>
+        <w:spacing w:line="384" w:lineRule="auto" w:after="120"/>
+        <w:jc w:val="both"/>
+      </w:pPr>
+      <w:r>
+        <w:rPr>
+          <w:rFonts w:ascii="Times New Roman" w:hAnsi="Times New Roman" w:eastAsia="Batang"/>
+          <w:sz w:val="22"/>
+        </w:rPr>
+        <w:t xml:space="preserve">Three optional features are defined. </w:t>
+      </w:r>
+      <w:r>
+        <w:rPr>
+          <w:rFonts w:ascii="Consolas" w:hAnsi="Consolas" w:eastAsia="Consolas"/>
+          <w:sz w:val="18"/>
+        </w:rPr>
+        <w:t>extension-module</w:t>
+      </w:r>
+      <w:r>
+        <w:rPr>
+          <w:rFonts w:ascii="Times New Roman" w:hAnsi="Times New Roman" w:eastAsia="Batang"/>
+          <w:sz w:val="22"/>
+        </w:rPr>
+        <w:t xml:space="preserve"> links the Python extension against the interpreter that loads it and is enabled only for the wheel build, never for </w:t>
+      </w:r>
+      <w:r>
+        <w:rPr>
+          <w:rFonts w:ascii="Consolas" w:hAnsi="Consolas" w:eastAsia="Consolas"/>
+          <w:sz w:val="18"/>
+        </w:rPr>
+        <w:t>cargo test</w:t>
+      </w:r>
+      <w:r>
+        <w:rPr>
+          <w:rFonts w:ascii="Times New Roman" w:hAnsi="Times New Roman" w:eastAsia="Batang"/>
+          <w:sz w:val="22"/>
+        </w:rPr>
+        <w:t xml:space="preserve">, which needs to link libpython. </w:t>
+      </w:r>
+      <w:r>
+        <w:rPr>
+          <w:rFonts w:ascii="Consolas" w:hAnsi="Consolas" w:eastAsia="Consolas"/>
+          <w:sz w:val="18"/>
+        </w:rPr>
+        <w:t>fast-gzip</w:t>
+      </w:r>
+      <w:r>
+        <w:rPr>
+          <w:rFonts w:ascii="Times New Roman" w:hAnsi="Times New Roman" w:eastAsia="Batang"/>
+          <w:sz w:val="22"/>
+        </w:rPr>
+        <w:t xml:space="preserve"> selects the zlib-ng backend and requires a C toolchain and cmake. </w:t>
+      </w:r>
+      <w:r>
+        <w:rPr>
+          <w:rFonts w:ascii="Consolas" w:hAnsi="Consolas" w:eastAsia="Consolas"/>
+          <w:sz w:val="18"/>
+        </w:rPr>
+        <w:t>azure</w:t>
+      </w:r>
+      <w:r>
+        <w:rPr>
+          <w:rFonts w:ascii="Times New Roman" w:hAnsi="Times New Roman" w:eastAsia="Batang"/>
+          <w:sz w:val="22"/>
+        </w:rPr>
+        <w:t xml:space="preserve"> adds the object-store backend for </w:t>
+      </w:r>
+      <w:r>
+        <w:rPr>
+          <w:rFonts w:ascii="Consolas" w:hAnsi="Consolas" w:eastAsia="Consolas"/>
+          <w:sz w:val="18"/>
+        </w:rPr>
+        <w:t>abfss://</w:t>
+      </w:r>
+      <w:r>
+        <w:rPr>
+          <w:rFonts w:ascii="Times New Roman" w:hAnsi="Times New Roman" w:eastAsia="Batang"/>
+          <w:sz w:val="22"/>
+        </w:rPr>
+        <w:t xml:space="preserve"> output, which a </w:t>
+      </w:r>
+      <w:r>
+        <w:rPr>
+          <w:rFonts w:ascii="Consolas" w:hAnsi="Consolas" w:eastAsia="Consolas"/>
+          <w:sz w:val="18"/>
+        </w:rPr>
+        <w:t>/Volumes</w:t>
+      </w:r>
+      <w:r>
+        <w:rPr>
+          <w:rFonts w:ascii="Times New Roman" w:hAnsi="Times New Roman" w:eastAsia="Batang"/>
+          <w:sz w:val="22"/>
+        </w:rPr>
+        <w:t xml:space="preserve"> FUSE path does not need.</w:t>
       </w:r>
     </w:p>
     <w:p>

--- a/docs/architecture.docx
+++ b/docs/architecture.docx
@@ -581,7 +581,20 @@
           <w:rFonts w:ascii="Times New Roman" w:hAnsi="Times New Roman" w:eastAsia="Batang"/>
           <w:sz w:val="22"/>
         </w:rPr>
-        <w:t>3. Timestamps</w:t>
+        <w:t>3. Schema changes between runs</w:t>
+      </w:r>
+    </w:p>
+    <w:p>
+      <w:pPr>
+        <w:pStyle w:val="ListBullet"/>
+        <w:spacing w:line="384" w:lineRule="auto" w:after="120"/>
+      </w:pPr>
+      <w:r>
+        <w:rPr>
+          <w:rFonts w:ascii="Times New Roman" w:hAnsi="Times New Roman" w:eastAsia="Batang"/>
+          <w:sz w:val="22"/>
+        </w:rPr>
+        <w:t>4. Timestamps</w:t>
       </w:r>
     </w:p>
     <w:p>
@@ -6835,7 +6848,170 @@
           <w:color w:val="000000"/>
           <w:sz w:val="24"/>
         </w:rPr>
-        <w:t>3. Timestamps</w:t>
+        <w:t>3. Schema changes between runs</w:t>
+      </w:r>
+    </w:p>
+    <w:p>
+      <w:pPr>
+        <w:spacing w:line="384" w:lineRule="auto" w:after="120"/>
+        <w:jc w:val="both"/>
+      </w:pPr>
+      <w:r>
+        <w:rPr>
+          <w:rFonts w:ascii="Times New Roman" w:hAnsi="Times New Roman" w:eastAsia="Batang"/>
+          <w:sz w:val="22"/>
+        </w:rPr>
+        <w:t>A third-party feed changes its DDL, so the schema a dump declares need not match the one the Delta table already carries. The two must be reconciled in the same commit, or the table declares one shape while its files hold another.</w:t>
+      </w:r>
+    </w:p>
+    <w:p>
+      <w:pPr>
+        <w:spacing w:line="384" w:lineRule="auto" w:after="120"/>
+        <w:jc w:val="both"/>
+      </w:pPr>
+      <w:r>
+        <w:rPr>
+          <w:rFonts w:ascii="Times New Roman" w:hAnsi="Times New Roman" w:eastAsia="Batang"/>
+          <w:sz w:val="22"/>
+        </w:rPr>
+        <w:t>Under [</w:t>
+      </w:r>
+      <w:r>
+        <w:rPr>
+          <w:rFonts w:ascii="Consolas" w:hAnsi="Consolas" w:eastAsia="Consolas"/>
+          <w:sz w:val="18"/>
+        </w:rPr>
+        <w:t>WriteMode::Overwrite</w:t>
+      </w:r>
+      <w:r>
+        <w:rPr>
+          <w:rFonts w:ascii="Times New Roman" w:hAnsi="Times New Roman" w:eastAsia="Batang"/>
+          <w:sz w:val="22"/>
+        </w:rPr>
+        <w:t xml:space="preserve">] the dump is treated as the truth. Three things happen in one commit: the previous run's files are tombstoned, the new files are added, and a </w:t>
+      </w:r>
+      <w:r>
+        <w:rPr>
+          <w:rFonts w:ascii="Consolas" w:hAnsi="Consolas" w:eastAsia="Consolas"/>
+          <w:sz w:val="18"/>
+        </w:rPr>
+        <w:t>Metadata</w:t>
+      </w:r>
+      <w:r>
+        <w:rPr>
+          <w:rFonts w:ascii="Times New Roman" w:hAnsi="Times New Roman" w:eastAsia="Batang"/>
+          <w:sz w:val="22"/>
+        </w:rPr>
+        <w:t xml:space="preserve"> action carrying the dump's schema is emitted. The decode workers are given that schema explicitly rather than reading it from the table's metadata, because the metadata still describes yesterday until the commit lands.</w:t>
+      </w:r>
+    </w:p>
+    <w:p>
+      <w:pPr>
+        <w:spacing w:line="384" w:lineRule="auto" w:after="120"/>
+        <w:jc w:val="both"/>
+      </w:pPr>
+      <w:r>
+        <w:rPr>
+          <w:rFonts w:ascii="Times New Roman" w:hAnsi="Times New Roman" w:eastAsia="Batang"/>
+          <w:sz w:val="22"/>
+        </w:rPr>
+        <w:t xml:space="preserve">The comparison is made between kernel types on both sides. Comparing an Arrow type against a Delta one as rendered text does not work, since the kernel writes </w:t>
+      </w:r>
+      <w:r>
+        <w:rPr>
+          <w:rFonts w:ascii="Consolas" w:hAnsi="Consolas" w:eastAsia="Consolas"/>
+          <w:sz w:val="18"/>
+        </w:rPr>
+        <w:t>Primitive(Integer)</w:t>
+      </w:r>
+      <w:r>
+        <w:rPr>
+          <w:rFonts w:ascii="Times New Roman" w:hAnsi="Times New Roman" w:eastAsia="Batang"/>
+          <w:sz w:val="22"/>
+        </w:rPr>
+        <w:t xml:space="preserve"> where Arrow writes </w:t>
+      </w:r>
+      <w:r>
+        <w:rPr>
+          <w:rFonts w:ascii="Consolas" w:hAnsi="Consolas" w:eastAsia="Consolas"/>
+          <w:sz w:val="18"/>
+        </w:rPr>
+        <w:t>Int32</w:t>
+      </w:r>
+      <w:r>
+        <w:rPr>
+          <w:rFonts w:ascii="Times New Roman" w:hAnsi="Times New Roman" w:eastAsia="Batang"/>
+          <w:sz w:val="22"/>
+        </w:rPr>
+        <w:t xml:space="preserve">, and every column would appear to have changed. Converting first also means the drift report and the decision to emit </w:t>
+      </w:r>
+      <w:r>
+        <w:rPr>
+          <w:rFonts w:ascii="Consolas" w:hAnsi="Consolas" w:eastAsia="Consolas"/>
+          <w:sz w:val="18"/>
+        </w:rPr>
+        <w:t>Metadata</w:t>
+      </w:r>
+      <w:r>
+        <w:rPr>
+          <w:rFonts w:ascii="Times New Roman" w:hAnsi="Times New Roman" w:eastAsia="Batang"/>
+          <w:sz w:val="22"/>
+        </w:rPr>
+        <w:t xml:space="preserve"> come from the same comparison, so they cannot disagree.</w:t>
+      </w:r>
+    </w:p>
+    <w:p>
+      <w:pPr>
+        <w:spacing w:line="384" w:lineRule="auto" w:after="120"/>
+        <w:jc w:val="both"/>
+      </w:pPr>
+      <w:r>
+        <w:rPr>
+          <w:rFonts w:ascii="Times New Roman" w:hAnsi="Times New Roman" w:eastAsia="Batang"/>
+          <w:sz w:val="22"/>
+        </w:rPr>
+        <w:t>Under [</w:t>
+      </w:r>
+      <w:r>
+        <w:rPr>
+          <w:rFonts w:ascii="Consolas" w:hAnsi="Consolas" w:eastAsia="Consolas"/>
+          <w:sz w:val="18"/>
+        </w:rPr>
+        <w:t>WriteMode::Append</w:t>
+      </w:r>
+      <w:r>
+        <w:rPr>
+          <w:rFonts w:ascii="Times New Roman" w:hAnsi="Times New Roman" w:eastAsia="Batang"/>
+          <w:sz w:val="22"/>
+        </w:rPr>
+        <w:t>] a difference is refused. Appending rows shaped one way to a table declared another way has no defensible meaning, and guessing at one is exactly the class of silent corruption this library exists to avoid.</w:t>
+      </w:r>
+    </w:p>
+    <w:p>
+      <w:pPr>
+        <w:spacing w:line="384" w:lineRule="auto" w:after="120"/>
+        <w:jc w:val="both"/>
+      </w:pPr>
+      <w:r>
+        <w:rPr>
+          <w:rFonts w:ascii="Times New Roman" w:hAnsi="Times New Roman" w:eastAsia="Batang"/>
+          <w:sz w:val="22"/>
+        </w:rPr>
+        <w:t>The difference is reported per table in the run statistics, whether or not it was applied.</w:t>
+      </w:r>
+    </w:p>
+    <w:p>
+      <w:pPr>
+        <w:pStyle w:val="Heading2"/>
+      </w:pPr>
+      <w:r>
+        <w:rPr>
+          <w:rFonts w:ascii="Times New Roman" w:hAnsi="Times New Roman" w:eastAsia="Batang"/>
+          <w:b/>
+          <w:color w:val="000000"/>
+          <w:sz w:val="24"/>
+        </w:rPr>
+        <w:t>4. Timestamps</w:t>
       </w:r>
     </w:p>
     <w:p>

--- a/docs/architecture.docx
+++ b/docs/architecture.docx
@@ -4424,6 +4424,60 @@
           <w:sz w:val="22"/>
         </w:rPr>
         <w:t>, so the decode pool can be small: it exists to keep the design from having a hard single-core ceiling, and to absorb a future switch to a faster compression format, not because decoding is scarce today. The chunking scheme is retained because it costs almost nothing and is the same property a future multi-node split would rely on. The practical bottleneck order is decompression first, since it is serial and cannot be parallelised at all, then Parquet encoding, then object-store upload, with row decoding a distant last. See Chapter III, Section 2.</w:t>
+      </w:r>
+    </w:p>
+    <w:p>
+      <w:pPr>
+        <w:spacing w:line="384" w:lineRule="auto" w:after="120"/>
+        <w:jc w:val="both"/>
+      </w:pPr>
+      <w:r>
+        <w:rPr>
+          <w:rFonts w:ascii="Times New Roman" w:hAnsi="Times New Roman" w:eastAsia="Batang"/>
+          <w:sz w:val="22"/>
+        </w:rPr>
+        <w:t>Phase two is concurrent as well, at [</w:t>
+      </w:r>
+      <w:r>
+        <w:rPr>
+          <w:rFonts w:ascii="Consolas" w:hAnsi="Consolas" w:eastAsia="Consolas"/>
+          <w:sz w:val="18"/>
+        </w:rPr>
+        <w:t>LoadConfig::commit_concurrency</w:t>
+      </w:r>
+      <w:r>
+        <w:rPr>
+          <w:rFonts w:ascii="Times New Roman" w:hAnsi="Times New Roman" w:eastAsia="Batang"/>
+          <w:sz w:val="22"/>
+        </w:rPr>
+        <w:t>] commits at once. That is a separate dimension from the decode pool: a commit is a metadata write waiting on a storage round trip, not CPU work, so it is sized by latency rather than by cores. With hundreds of small tables, committing serially turns the burst into a queue of round trips, which is the tail described in Chapter I.</w:t>
+      </w:r>
+    </w:p>
+    <w:p>
+      <w:pPr>
+        <w:spacing w:line="384" w:lineRule="auto" w:after="120"/>
+        <w:jc w:val="both"/>
+      </w:pPr>
+      <w:r>
+        <w:rPr>
+          <w:rFonts w:ascii="Times New Roman" w:hAnsi="Times New Roman" w:eastAsia="Batang"/>
+          <w:sz w:val="22"/>
+        </w:rPr>
+        <w:t xml:space="preserve">Concurrency does not weaken the failure model, and it changes one detail of the report. The commit that fails need not be the last one attempted, so the count carried by </w:t>
+      </w:r>
+      <w:r>
+        <w:rPr>
+          <w:rFonts w:ascii="Consolas" w:hAnsi="Consolas" w:eastAsia="Consolas"/>
+          <w:sz w:val="18"/>
+        </w:rPr>
+        <w:t>CommitFailed</w:t>
+      </w:r>
+      <w:r>
+        <w:rPr>
+          <w:rFonts w:ascii="Times New Roman" w:hAnsi="Times New Roman" w:eastAsia="Batang"/>
+          <w:sz w:val="22"/>
+        </w:rPr>
+        <w:t xml:space="preserve"> is how many succeeded rather than how far a loop had progressed. That is the more useful number in either case, since it is what says whether anything became visible.</w:t>
       </w:r>
     </w:p>
     <w:p>

--- a/docs/architecture.docx
+++ b/docs/architecture.docx
@@ -2463,7 +2463,75 @@
           <w:rFonts w:ascii="Times New Roman" w:hAnsi="Times New Roman" w:eastAsia="Batang"/>
           <w:sz w:val="22"/>
         </w:rPr>
-        <w:t>Because the source is a delivered file rather than a spawned process, this module contains no subprocess handling, no credentials, and no connection strings.</w:t>
+        <w:t xml:space="preserve">The source is either a local path or an object in cloud storage. Reading the object directly matters more than it sounds: without it the dump has to reach local disk first, which for a feed landing in cloud storage means a staging chain of </w:t>
+      </w:r>
+      <w:r>
+        <w:rPr>
+          <w:rFonts w:ascii="Consolas" w:hAnsi="Consolas" w:eastAsia="Consolas"/>
+          <w:sz w:val="18"/>
+        </w:rPr>
+        <w:t>object storage -&gt; Python memory -&gt; another store -&gt; local file -&gt; this library</w:t>
+      </w:r>
+      <w:r>
+        <w:rPr>
+          <w:rFonts w:ascii="Times New Roman" w:hAnsi="Times New Roman" w:eastAsia="Batang"/>
+          <w:sz w:val="22"/>
+        </w:rPr>
+        <w:t>, each step costing its own copy of a 48 GB file and its own failure mode.</w:t>
+      </w:r>
+    </w:p>
+    <w:p>
+      <w:pPr>
+        <w:spacing w:line="384" w:lineRule="auto" w:after="120"/>
+        <w:jc w:val="both"/>
+      </w:pPr>
+      <w:r>
+        <w:rPr>
+          <w:rFonts w:ascii="Times New Roman" w:hAnsi="Times New Roman" w:eastAsia="Batang"/>
+          <w:sz w:val="22"/>
+        </w:rPr>
+        <w:t xml:space="preserve">The object-store API is async, so a remote source is driven by blocking on the load's runtime one chunk at a time; everything downstream still sees a plain </w:t>
+      </w:r>
+      <w:r>
+        <w:rPr>
+          <w:rFonts w:ascii="Consolas" w:hAnsi="Consolas" w:eastAsia="Consolas"/>
+          <w:sz w:val="18"/>
+        </w:rPr>
+        <w:t>Read</w:t>
+      </w:r>
+      <w:r>
+        <w:rPr>
+          <w:rFonts w:ascii="Times New Roman" w:hAnsi="Times New Roman" w:eastAsia="Batang"/>
+          <w:sz w:val="22"/>
+        </w:rPr>
+        <w:t>. A multi-hour download over a connection that drops is expected rather than exceptional, so a broken stream is resumed with a ranged GET from the offset already delivered. A stream that ends short of the object's stated length fails the load, because a short read here would look exactly like a truncated dump and be blamed on the sender.</w:t>
+      </w:r>
+    </w:p>
+    <w:p>
+      <w:pPr>
+        <w:spacing w:line="384" w:lineRule="auto" w:after="120"/>
+        <w:jc w:val="both"/>
+      </w:pPr>
+      <w:r>
+        <w:rPr>
+          <w:rFonts w:ascii="Times New Roman" w:hAnsi="Times New Roman" w:eastAsia="Batang"/>
+          <w:sz w:val="22"/>
+        </w:rPr>
+        <w:t xml:space="preserve">Because the source is a delivered file rather than a spawned process, this module contains no subprocess handling and no connection strings. Credentials, when a cloud source needs them, arrive in </w:t>
+      </w:r>
+      <w:r>
+        <w:rPr>
+          <w:rFonts w:ascii="Consolas" w:hAnsi="Consolas" w:eastAsia="Consolas"/>
+          <w:sz w:val="18"/>
+        </w:rPr>
+        <w:t>storage_options</w:t>
+      </w:r>
+      <w:r>
+        <w:rPr>
+          <w:rFonts w:ascii="Times New Roman" w:hAnsi="Times New Roman" w:eastAsia="Batang"/>
+          <w:sz w:val="22"/>
+        </w:rPr>
+        <w:t xml:space="preserve"> and are never logged.</w:t>
       </w:r>
     </w:p>
     <w:p>

--- a/docs/architecture.docx
+++ b/docs/architecture.docx
@@ -3262,6 +3262,233 @@
           <w:sz w:val="22"/>
         </w:rPr>
         <w:t>, not the output file. Several batches accumulate into each Parquet file, targeting roughly 256 MB to 1 GB written. Emitting one small file per batch across hundreds of tables produces small-file sprawl that degrades every downstream query.</w:t>
+      </w:r>
+    </w:p>
+    <w:p>
+      <w:pPr>
+        <w:spacing w:line="384" w:lineRule="auto" w:after="120"/>
+        <w:jc w:val="both"/>
+      </w:pPr>
+      <w:r>
+        <w:rPr>
+          <w:rFonts w:ascii="Times New Roman" w:hAnsi="Times New Roman" w:eastAsia="Batang"/>
+          <w:sz w:val="22"/>
+        </w:rPr>
+        <w:t>Opening a table, checking whether it already exists and, for a cloud target, reading its Delta log, is a storage round trip like any other write. With hundreds of tables this cost does not go away, but two things keep it off the critical path:</w:t>
+      </w:r>
+    </w:p>
+    <w:p>
+      <w:pPr>
+        <w:pStyle w:val="ListBullet"/>
+        <w:spacing w:line="384" w:lineRule="auto" w:after="120"/>
+      </w:pPr>
+      <w:r>
+        <w:rPr>
+          <w:rFonts w:ascii="Times New Roman" w:hAnsi="Times New Roman" w:eastAsia="Batang"/>
+          <w:b/>
+          <w:sz w:val="22"/>
+        </w:rPr>
+        <w:t>Opens are prefetched.</w:t>
+      </w:r>
+      <w:r>
+        <w:rPr>
+          <w:rFonts w:ascii="Times New Roman" w:hAnsi="Times New Roman" w:eastAsia="Batang"/>
+          <w:sz w:val="22"/>
+        </w:rPr>
+        <w:t xml:space="preserve"> Every </w:t>
+      </w:r>
+      <w:r>
+        <w:rPr>
+          <w:rFonts w:ascii="Consolas" w:hAnsi="Consolas" w:eastAsia="Consolas"/>
+          <w:sz w:val="18"/>
+        </w:rPr>
+        <w:t>CREATE TABLE</w:t>
+      </w:r>
+      <w:r>
+        <w:rPr>
+          <w:rFonts w:ascii="Times New Roman" w:hAnsi="Times New Roman" w:eastAsia="Batang"/>
+          <w:sz w:val="22"/>
+        </w:rPr>
+        <w:t xml:space="preserve"> in the dump is seen before any </w:t>
+      </w:r>
+      <w:r>
+        <w:rPr>
+          <w:rFonts w:ascii="Consolas" w:hAnsi="Consolas" w:eastAsia="Consolas"/>
+          <w:sz w:val="18"/>
+        </w:rPr>
+        <w:t>COPY</w:t>
+      </w:r>
+    </w:p>
+    <w:p>
+      <w:pPr>
+        <w:spacing w:line="384" w:lineRule="auto" w:after="120"/>
+        <w:jc w:val="both"/>
+      </w:pPr>
+      <w:r>
+        <w:rPr>
+          <w:rFonts w:ascii="Times New Roman" w:hAnsi="Times New Roman" w:eastAsia="Batang"/>
+          <w:sz w:val="22"/>
+        </w:rPr>
+        <w:t>block (Chapter II, Section 2), so a table's existence check ([</w:t>
+      </w:r>
+      <w:r>
+        <w:rPr>
+          <w:rFonts w:ascii="Consolas" w:hAnsi="Consolas" w:eastAsia="Consolas"/>
+          <w:sz w:val="18"/>
+        </w:rPr>
+        <w:t>sink::preload_table</w:t>
+      </w:r>
+      <w:r>
+        <w:rPr>
+          <w:rFonts w:ascii="Times New Roman" w:hAnsi="Times New Roman" w:eastAsia="Batang"/>
+          <w:sz w:val="22"/>
+        </w:rPr>
+        <w:t xml:space="preserve">]) starts the moment its DDL is parsed, bounded to a small concurrent window, rather than blocking the reader right as its </w:t>
+      </w:r>
+      <w:r>
+        <w:rPr>
+          <w:rFonts w:ascii="Consolas" w:hAnsi="Consolas" w:eastAsia="Consolas"/>
+          <w:sz w:val="18"/>
+        </w:rPr>
+        <w:t>COPY</w:t>
+      </w:r>
+      <w:r>
+        <w:rPr>
+          <w:rFonts w:ascii="Times New Roman" w:hAnsi="Times New Roman" w:eastAsia="Batang"/>
+          <w:sz w:val="22"/>
+        </w:rPr>
+        <w:t xml:space="preserve"> block starts. By the time that block is reached the check has usually already finished.</w:t>
+      </w:r>
+    </w:p>
+    <w:p>
+      <w:pPr>
+        <w:pStyle w:val="ListBullet"/>
+        <w:spacing w:line="384" w:lineRule="auto" w:after="120"/>
+      </w:pPr>
+      <w:r>
+        <w:rPr>
+          <w:rFonts w:ascii="Times New Roman" w:hAnsi="Times New Roman" w:eastAsia="Batang"/>
+          <w:b/>
+          <w:sz w:val="22"/>
+        </w:rPr>
+        <w:t>One object-store client per load, not one per table.</w:t>
+      </w:r>
+      <w:r>
+        <w:rPr>
+          <w:rFonts w:ascii="Times New Roman" w:hAnsi="Times New Roman" w:eastAsia="Batang"/>
+          <w:sz w:val="22"/>
+        </w:rPr>
+        <w:t xml:space="preserve"> Resolving a URL into a store</w:t>
+      </w:r>
+    </w:p>
+    <w:p>
+      <w:pPr>
+        <w:spacing w:line="384" w:lineRule="auto" w:after="120"/>
+        <w:jc w:val="both"/>
+      </w:pPr>
+      <w:r>
+        <w:rPr>
+          <w:rFonts w:ascii="Times New Roman" w:hAnsi="Times New Roman" w:eastAsia="Batang"/>
+          <w:sz w:val="22"/>
+        </w:rPr>
+        <w:t>splits it into a client rooted at the whole storage account or container and a path prefix within it, specifically so many objects under one account can share the client. [</w:t>
+      </w:r>
+      <w:r>
+        <w:rPr>
+          <w:rFonts w:ascii="Consolas" w:hAnsi="Consolas" w:eastAsia="Consolas"/>
+          <w:sz w:val="18"/>
+        </w:rPr>
+        <w:t>sink::SharedStore</w:t>
+      </w:r>
+      <w:r>
+        <w:rPr>
+          <w:rFonts w:ascii="Times New Roman" w:hAnsi="Times New Roman" w:eastAsia="Batang"/>
+          <w:sz w:val="22"/>
+        </w:rPr>
+        <w:t xml:space="preserve">] resolves that client once for </w:t>
+      </w:r>
+      <w:r>
+        <w:rPr>
+          <w:rFonts w:ascii="Consolas" w:hAnsi="Consolas" w:eastAsia="Consolas"/>
+          <w:sz w:val="18"/>
+        </w:rPr>
+        <w:t>output_uri</w:t>
+      </w:r>
+      <w:r>
+        <w:rPr>
+          <w:rFonts w:ascii="Times New Roman" w:hAnsi="Times New Roman" w:eastAsia="Batang"/>
+          <w:sz w:val="22"/>
+        </w:rPr>
+        <w:t xml:space="preserve"> and every table's open decorates it with its own prefix instead of building a fresh client (and, for identity-based cloud auth, fetching a fresh token). Local paths and </w:t>
+      </w:r>
+      <w:r>
+        <w:rPr>
+          <w:rFonts w:ascii="Consolas" w:hAnsi="Consolas" w:eastAsia="Consolas"/>
+          <w:sz w:val="18"/>
+        </w:rPr>
+        <w:t>/Volumes/...</w:t>
+      </w:r>
+      <w:r>
+        <w:rPr>
+          <w:rFonts w:ascii="Times New Roman" w:hAnsi="Times New Roman" w:eastAsia="Batang"/>
+          <w:sz w:val="22"/>
+        </w:rPr>
+        <w:t xml:space="preserve"> FUSE mounts have no client to share, so this only matters for </w:t>
+      </w:r>
+      <w:r>
+        <w:rPr>
+          <w:rFonts w:ascii="Consolas" w:hAnsi="Consolas" w:eastAsia="Consolas"/>
+          <w:sz w:val="18"/>
+        </w:rPr>
+        <w:t>abfss://</w:t>
+      </w:r>
+      <w:r>
+        <w:rPr>
+          <w:rFonts w:ascii="Times New Roman" w:hAnsi="Times New Roman" w:eastAsia="Batang"/>
+          <w:sz w:val="22"/>
+        </w:rPr>
+        <w:t xml:space="preserve">, </w:t>
+      </w:r>
+      <w:r>
+        <w:rPr>
+          <w:rFonts w:ascii="Consolas" w:hAnsi="Consolas" w:eastAsia="Consolas"/>
+          <w:sz w:val="18"/>
+        </w:rPr>
+        <w:t>s3://</w:t>
+      </w:r>
+      <w:r>
+        <w:rPr>
+          <w:rFonts w:ascii="Times New Roman" w:hAnsi="Times New Roman" w:eastAsia="Batang"/>
+          <w:sz w:val="22"/>
+        </w:rPr>
+        <w:t xml:space="preserve"> and </w:t>
+      </w:r>
+      <w:r>
+        <w:rPr>
+          <w:rFonts w:ascii="Consolas" w:hAnsi="Consolas" w:eastAsia="Consolas"/>
+          <w:sz w:val="18"/>
+        </w:rPr>
+        <w:t>gs://</w:t>
+      </w:r>
+      <w:r>
+        <w:rPr>
+          <w:rFonts w:ascii="Times New Roman" w:hAnsi="Times New Roman" w:eastAsia="Batang"/>
+          <w:sz w:val="22"/>
+        </w:rPr>
+        <w:t xml:space="preserve"> targets.</w:t>
+      </w:r>
+    </w:p>
+    <w:p>
+      <w:pPr>
+        <w:spacing w:line="384" w:lineRule="auto" w:after="120"/>
+        <w:jc w:val="both"/>
+      </w:pPr>
+      <w:r>
+        <w:rPr>
+          <w:rFonts w:ascii="Times New Roman" w:hAnsi="Times New Roman" w:eastAsia="Batang"/>
+          <w:sz w:val="22"/>
+        </w:rPr>
+        <w:t>Parquet writers are unaffected by the second point: delta-rs's writer only exposes a constructor that resolves its own store from a URI, with no way to hand it one, so each writer still resolves independently. Because chunk dispatch keeps a table that fits in one chunk on a single worker (Chapter IV, Section 3), this is one writer per table for the common case of many small tables, not one per worker per table.</w:t>
       </w:r>
     </w:p>
     <w:p/>

--- a/docs/architecture.docx
+++ b/docs/architecture.docx
@@ -2505,6 +2505,33 @@
           <w:sz w:val="22"/>
         </w:rPr>
         <w:t>. A multi-hour download over a connection that drops is expected rather than exceptional, so a broken stream is resumed with a ranged GET from the offset already delivered. A stream that ends short of the object's stated length fails the load, because a short read here would look exactly like a truncated dump and be blamed on the sender.</w:t>
+      </w:r>
+    </w:p>
+    <w:p>
+      <w:pPr>
+        <w:spacing w:line="384" w:lineRule="auto" w:after="120"/>
+        <w:jc w:val="both"/>
+      </w:pPr>
+      <w:r>
+        <w:rPr>
+          <w:rFonts w:ascii="Times New Roman" w:hAnsi="Times New Roman" w:eastAsia="Batang"/>
+          <w:sz w:val="22"/>
+        </w:rPr>
+        <w:t xml:space="preserve">An error is not always a break, though: a backend can surface a connection-level hiccup right at the tail of an otherwise-complete response instead of ending the stream cleanly. Resuming that as if it were a break asks for a range starting at or past the object's length, which every store correctly refuses (Azure: </w:t>
+      </w:r>
+      <w:r>
+        <w:rPr>
+          <w:rFonts w:ascii="Consolas" w:hAnsi="Consolas" w:eastAsia="Consolas"/>
+          <w:sz w:val="18"/>
+        </w:rPr>
+        <w:t>416 Range Not Satisfiable</w:t>
+      </w:r>
+      <w:r>
+        <w:rPr>
+          <w:rFonts w:ascii="Times New Roman" w:hAnsi="Times New Roman" w:eastAsia="Batang"/>
+          <w:sz w:val="22"/>
+        </w:rPr>
+        <w:t>). That case is distinguished from a real break by comparing bytes delivered against the object's stated length, and treated as a completed transfer rather than retried.</w:t>
       </w:r>
     </w:p>
     <w:p>

--- a/docs/architecture.docx
+++ b/docs/architecture.docx
@@ -6441,7 +6441,7 @@
                 <w:rFonts w:ascii="Times New Roman" w:hAnsi="Times New Roman" w:eastAsia="Batang"/>
                 <w:sz w:val="22"/>
               </w:rPr>
-              <w:t xml:space="preserve"> unconstrained, or outside that range</w:t>
+              <w:t xml:space="preserve"> unconstrained, or with p &gt; 38</w:t>
             </w:r>
           </w:p>
         </w:tc>
@@ -6456,6 +6456,85 @@
                 <w:sz w:val="18"/>
               </w:rPr>
               <w:t>Utf8</w:t>
+            </w:r>
+            <w:r>
+              <w:rPr>
+                <w:rFonts w:ascii="Times New Roman" w:hAnsi="Times New Roman" w:eastAsia="Batang"/>
+                <w:sz w:val="22"/>
+              </w:rPr>
+              <w:t xml:space="preserve">, or </w:t>
+            </w:r>
+            <w:r>
+              <w:rPr>
+                <w:rFonts w:ascii="Consolas" w:hAnsi="Consolas" w:eastAsia="Consolas"/>
+                <w:sz w:val="18"/>
+              </w:rPr>
+              <w:t>Decimal128(38,18)</w:t>
+            </w:r>
+            <w:r>
+              <w:rPr>
+                <w:rFonts w:ascii="Times New Roman" w:hAnsi="Times New Roman" w:eastAsia="Batang"/>
+                <w:sz w:val="22"/>
+              </w:rPr>
+              <w:t xml:space="preserve"> opted into with </w:t>
+            </w:r>
+            <w:r>
+              <w:rPr>
+                <w:rFonts w:ascii="Consolas" w:hAnsi="Consolas" w:eastAsia="Consolas"/>
+                <w:sz w:val="18"/>
+              </w:rPr>
+              <w:t>wide_numeric_as_decimal</w:t>
+            </w:r>
+          </w:p>
+        </w:tc>
+      </w:tr>
+      <w:tr>
+        <w:tc>
+          <w:tcPr>
+            <w:tcW w:type="dxa" w:w="4702"/>
+          </w:tcPr>
+          <w:p>
+            <w:r>
+              <w:rPr>
+                <w:rFonts w:ascii="Consolas" w:hAnsi="Consolas" w:eastAsia="Consolas"/>
+                <w:sz w:val="18"/>
+              </w:rPr>
+              <w:t>numeric(p,s)</w:t>
+            </w:r>
+            <w:r>
+              <w:rPr>
+                <w:rFonts w:ascii="Times New Roman" w:hAnsi="Times New Roman" w:eastAsia="Batang"/>
+                <w:sz w:val="22"/>
+              </w:rPr>
+              <w:t xml:space="preserve"> with p &lt;= 38 but s outside </w:t>
+            </w:r>
+            <w:r>
+              <w:rPr>
+                <w:rFonts w:ascii="Consolas" w:hAnsi="Consolas" w:eastAsia="Consolas"/>
+                <w:sz w:val="18"/>
+              </w:rPr>
+              <w:t>0 &lt;= s &lt;= p</w:t>
+            </w:r>
+          </w:p>
+        </w:tc>
+        <w:tc>
+          <w:tcPr>
+            <w:tcW w:type="dxa" w:w="4702"/>
+          </w:tcPr>
+          <w:p>
+            <w:r>
+              <w:rPr>
+                <w:rFonts w:ascii="Consolas" w:hAnsi="Consolas" w:eastAsia="Consolas"/>
+                <w:sz w:val="18"/>
+              </w:rPr>
+              <w:t>Utf8</w:t>
+            </w:r>
+            <w:r>
+              <w:rPr>
+                <w:rFonts w:ascii="Times New Roman" w:hAnsi="Times New Roman" w:eastAsia="Batang"/>
+                <w:sz w:val="22"/>
+              </w:rPr>
+              <w:t>, always</w:t>
             </w:r>
           </w:p>
         </w:tc>
@@ -6545,7 +6624,14 @@
                 <w:rFonts w:ascii="Consolas" w:hAnsi="Consolas" w:eastAsia="Consolas"/>
                 <w:sz w:val="18"/>
               </w:rPr>
-              <w:t>Timestamp(Micros, None)</w:t>
+              <w:t>Timestamp(Micros, UTC)</w:t>
+            </w:r>
+            <w:r>
+              <w:rPr>
+                <w:rFonts w:ascii="Times New Roman" w:hAnsi="Times New Roman" w:eastAsia="Batang"/>
+                <w:sz w:val="22"/>
+              </w:rPr>
+              <w:t>, assumed UTC (§4)</w:t>
             </w:r>
           </w:p>
         </w:tc>
@@ -6836,6 +6922,83 @@
     </w:p>
     <w:p>
       <w:pPr>
+        <w:spacing w:line="384" w:lineRule="auto" w:after="120"/>
+        <w:jc w:val="both"/>
+      </w:pPr>
+      <w:r>
+        <w:rPr>
+          <w:rFonts w:ascii="Consolas" w:hAnsi="Consolas" w:eastAsia="Consolas"/>
+          <w:sz w:val="18"/>
+        </w:rPr>
+        <w:t>timestamp</w:t>
+      </w:r>
+      <w:r>
+        <w:rPr>
+          <w:rFonts w:ascii="Times New Roman" w:hAnsi="Times New Roman" w:eastAsia="Batang"/>
+          <w:sz w:val="22"/>
+        </w:rPr>
+        <w:t xml:space="preserve"> is stamped with the </w:t>
+      </w:r>
+      <w:r>
+        <w:rPr>
+          <w:rFonts w:ascii="Consolas" w:hAnsi="Consolas" w:eastAsia="Consolas"/>
+          <w:sz w:val="18"/>
+        </w:rPr>
+        <w:t>UTC</w:t>
+      </w:r>
+      <w:r>
+        <w:rPr>
+          <w:rFonts w:ascii="Times New Roman" w:hAnsi="Times New Roman" w:eastAsia="Batang"/>
+          <w:sz w:val="22"/>
+        </w:rPr>
+        <w:t xml:space="preserve"> timezone in its Arrow type regardless of whether the source carried one. An Arrow </w:t>
+      </w:r>
+      <w:r>
+        <w:rPr>
+          <w:rFonts w:ascii="Consolas" w:hAnsi="Consolas" w:eastAsia="Consolas"/>
+          <w:sz w:val="18"/>
+        </w:rPr>
+        <w:t>Timestamp</w:t>
+      </w:r>
+      <w:r>
+        <w:rPr>
+          <w:rFonts w:ascii="Times New Roman" w:hAnsi="Times New Roman" w:eastAsia="Batang"/>
+          <w:sz w:val="22"/>
+        </w:rPr>
+        <w:t xml:space="preserve"> with </w:t>
+      </w:r>
+      <w:r>
+        <w:rPr>
+          <w:rFonts w:ascii="Times New Roman" w:hAnsi="Times New Roman" w:eastAsia="Batang"/>
+          <w:i/>
+          <w:sz w:val="22"/>
+        </w:rPr>
+        <w:t>no</w:t>
+      </w:r>
+      <w:r>
+        <w:rPr>
+          <w:rFonts w:ascii="Times New Roman" w:hAnsi="Times New Roman" w:eastAsia="Batang"/>
+          <w:sz w:val="22"/>
+        </w:rPr>
+        <w:t xml:space="preserve"> timezone at all is delta-rs's own signal for Delta's </w:t>
+      </w:r>
+      <w:r>
+        <w:rPr>
+          <w:rFonts w:ascii="Consolas" w:hAnsi="Consolas" w:eastAsia="Consolas"/>
+          <w:sz w:val="18"/>
+        </w:rPr>
+        <w:t>timestamp_ntz</w:t>
+      </w:r>
+      <w:r>
+        <w:rPr>
+          <w:rFonts w:ascii="Times New Roman" w:hAnsi="Times New Roman" w:eastAsia="Batang"/>
+          <w:sz w:val="22"/>
+        </w:rPr>
+        <w:t>, which needs reader v3 / writer v7 and would break the compatibility floor established in Chapter X, for the single most common PostgreSQL timestamp type. See Section 4.</w:t>
+      </w:r>
+    </w:p>
+    <w:p>
+      <w:pPr>
         <w:pStyle w:val="Heading2"/>
       </w:pPr>
       <w:r>
@@ -7211,6 +7374,68 @@
           <w:sz w:val="22"/>
         </w:rPr>
         <w:t>A value that contradicts its declared type, such as text in an integer column, also fails the load. That is structural: the dump disagrees with its own DDL.</w:t>
+      </w:r>
+    </w:p>
+    <w:p>
+      <w:pPr>
+        <w:spacing w:line="384" w:lineRule="auto" w:after="120"/>
+        <w:jc w:val="both"/>
+      </w:pPr>
+      <w:r>
+        <w:rPr>
+          <w:rFonts w:ascii="Consolas" w:hAnsi="Consolas" w:eastAsia="Consolas"/>
+          <w:sz w:val="18"/>
+        </w:rPr>
+        <w:t>LoadConfig::wide_numeric_as_decimal</w:t>
+      </w:r>
+      <w:r>
+        <w:rPr>
+          <w:rFonts w:ascii="Times New Roman" w:hAnsi="Times New Roman" w:eastAsia="Batang"/>
+          <w:sz w:val="22"/>
+        </w:rPr>
+        <w:t xml:space="preserve"> moves the unconstrained-or-over-38-precision case out of the "degrade to text" bucket and into </w:t>
+      </w:r>
+      <w:r>
+        <w:rPr>
+          <w:rFonts w:ascii="Consolas" w:hAnsi="Consolas" w:eastAsia="Consolas"/>
+          <w:sz w:val="18"/>
+        </w:rPr>
+        <w:t>Decimal128(38,18)</w:t>
+      </w:r>
+      <w:r>
+        <w:rPr>
+          <w:rFonts w:ascii="Times New Roman" w:hAnsi="Times New Roman" w:eastAsia="Batang"/>
+          <w:sz w:val="22"/>
+        </w:rPr>
+        <w:t xml:space="preserve"> instead, for a caller targeting Databricks who wants a real decimal rather than a string. Once that mapping applies, a value too wide for it is no longer type uncertainty: it is a structural disagreement with the type the column now has, exactly like text in an integer column, and fails the load rather than being silently truncated or wrapped. </w:t>
+      </w:r>
+      <w:r>
+        <w:rPr>
+          <w:rFonts w:ascii="Consolas" w:hAnsi="Consolas" w:eastAsia="Consolas"/>
+          <w:sz w:val="18"/>
+        </w:rPr>
+        <w:t>Decimal128Builder</w:t>
+      </w:r>
+      <w:r>
+        <w:rPr>
+          <w:rFonts w:ascii="Times New Roman" w:hAnsi="Times New Roman" w:eastAsia="Batang"/>
+          <w:sz w:val="22"/>
+        </w:rPr>
+        <w:t xml:space="preserve"> does not check this itself (it stores whatever unscaled integer it is given, however many digits), so the check happens in </w:t>
+      </w:r>
+      <w:r>
+        <w:rPr>
+          <w:rFonts w:ascii="Consolas" w:hAnsi="Consolas" w:eastAsia="Consolas"/>
+          <w:sz w:val="18"/>
+        </w:rPr>
+        <w:t>values::parse_decimal</w:t>
+      </w:r>
+      <w:r>
+        <w:rPr>
+          <w:rFonts w:ascii="Times New Roman" w:hAnsi="Times New Roman" w:eastAsia="Batang"/>
+          <w:sz w:val="22"/>
+        </w:rPr>
+        <w:t xml:space="preserve"> before the value ever reaches the builder. The negative-or-over-precision scale case above is unaffected by this flag: it stays text, because reinterpreting its declared scale as 18 would change what the column means without saying so.</w:t>
       </w:r>
     </w:p>
     <w:p>

--- a/docs/architecture.docx
+++ b/docs/architecture.docx
@@ -6828,7 +6828,7 @@
                 <w:rFonts w:ascii="Times New Roman" w:hAnsi="Times New Roman" w:eastAsia="Batang"/>
                 <w:sz w:val="22"/>
               </w:rPr>
-              <w:t xml:space="preserve">, enums, arrays, </w:t>
+              <w:t xml:space="preserve">, </w:t>
             </w:r>
             <w:r>
               <w:rPr>
@@ -6850,6 +6850,101 @@
                 <w:sz w:val="18"/>
               </w:rPr>
               <w:t>Utf8</w:t>
+            </w:r>
+          </w:p>
+        </w:tc>
+      </w:tr>
+      <w:tr>
+        <w:tc>
+          <w:tcPr>
+            <w:tcW w:type="dxa" w:w="4702"/>
+          </w:tcPr>
+          <w:p>
+            <w:r>
+              <w:rPr>
+                <w:rFonts w:ascii="Times New Roman" w:hAnsi="Times New Roman" w:eastAsia="Batang"/>
+                <w:sz w:val="22"/>
+              </w:rPr>
+              <w:t>A one-dimensional array of a supported element type</w:t>
+            </w:r>
+          </w:p>
+        </w:tc>
+        <w:tc>
+          <w:tcPr>
+            <w:tcW w:type="dxa" w:w="4702"/>
+          </w:tcPr>
+          <w:p>
+            <w:r>
+              <w:rPr>
+                <w:rFonts w:ascii="Consolas" w:hAnsi="Consolas" w:eastAsia="Consolas"/>
+                <w:sz w:val="18"/>
+              </w:rPr>
+              <w:t>Utf8</w:t>
+            </w:r>
+            <w:r>
+              <w:rPr>
+                <w:rFonts w:ascii="Times New Roman" w:hAnsi="Times New Roman" w:eastAsia="Batang"/>
+                <w:sz w:val="22"/>
+              </w:rPr>
+              <w:t xml:space="preserve">, or </w:t>
+            </w:r>
+            <w:r>
+              <w:rPr>
+                <w:rFonts w:ascii="Consolas" w:hAnsi="Consolas" w:eastAsia="Consolas"/>
+                <w:sz w:val="18"/>
+              </w:rPr>
+              <w:t>List(element)</w:t>
+            </w:r>
+            <w:r>
+              <w:rPr>
+                <w:rFonts w:ascii="Times New Roman" w:hAnsi="Times New Roman" w:eastAsia="Batang"/>
+                <w:sz w:val="22"/>
+              </w:rPr>
+              <w:t xml:space="preserve"> opted into with </w:t>
+            </w:r>
+            <w:r>
+              <w:rPr>
+                <w:rFonts w:ascii="Consolas" w:hAnsi="Consolas" w:eastAsia="Consolas"/>
+                <w:sz w:val="18"/>
+              </w:rPr>
+              <w:t>native_arrays</w:t>
+            </w:r>
+          </w:p>
+        </w:tc>
+      </w:tr>
+      <w:tr>
+        <w:tc>
+          <w:tcPr>
+            <w:tcW w:type="dxa" w:w="4702"/>
+          </w:tcPr>
+          <w:p>
+            <w:r>
+              <w:rPr>
+                <w:rFonts w:ascii="Times New Roman" w:hAnsi="Times New Roman" w:eastAsia="Batang"/>
+                <w:sz w:val="22"/>
+              </w:rPr>
+              <w:t>A multi-dimensional array, or an array of an unsupported element type</w:t>
+            </w:r>
+          </w:p>
+        </w:tc>
+        <w:tc>
+          <w:tcPr>
+            <w:tcW w:type="dxa" w:w="4702"/>
+          </w:tcPr>
+          <w:p>
+            <w:r>
+              <w:rPr>
+                <w:rFonts w:ascii="Consolas" w:hAnsi="Consolas" w:eastAsia="Consolas"/>
+                <w:sz w:val="18"/>
+              </w:rPr>
+              <w:t>Utf8</w:t>
+            </w:r>
+            <w:r>
+              <w:rPr>
+                <w:rFonts w:ascii="Times New Roman" w:hAnsi="Times New Roman" w:eastAsia="Batang"/>
+                <w:sz w:val="22"/>
+              </w:rPr>
+              <w:t>, always</w:t>
             </w:r>
           </w:p>
         </w:tc>
@@ -6900,13 +6995,6 @@
       </w:pPr>
       <w:r>
         <w:rPr>
-          <w:rFonts w:ascii="Times New Roman" w:hAnsi="Times New Roman" w:eastAsia="Batang"/>
-          <w:sz w:val="22"/>
-        </w:rPr>
-        <w:t xml:space="preserve">Arrays and </w:t>
-      </w:r>
-      <w:r>
-        <w:rPr>
           <w:rFonts w:ascii="Consolas" w:hAnsi="Consolas" w:eastAsia="Consolas"/>
           <w:sz w:val="18"/>
         </w:rPr>
@@ -6917,7 +7005,49 @@
           <w:rFonts w:ascii="Times New Roman" w:hAnsi="Times New Roman" w:eastAsia="Batang"/>
           <w:sz w:val="22"/>
         </w:rPr>
-        <w:t xml:space="preserve"> are retained as their unescaped PostgreSQL literal. This is honest: it avoids guessing at a structure the caller may not want, and the text remains convertible downstream.</w:t>
+        <w:t xml:space="preserve"> is retained as its unescaped PostgreSQL literal always. This is honest: it avoids guessing at a structure the caller may not want, and the text remains convertible downstream. An array is retained as PostgreSQL's own </w:t>
+      </w:r>
+      <w:r>
+        <w:rPr>
+          <w:rFonts w:ascii="Consolas" w:hAnsi="Consolas" w:eastAsia="Consolas"/>
+          <w:sz w:val="18"/>
+        </w:rPr>
+        <w:t>{...}</w:t>
+      </w:r>
+      <w:r>
+        <w:rPr>
+          <w:rFonts w:ascii="Times New Roman" w:hAnsi="Times New Roman" w:eastAsia="Batang"/>
+          <w:sz w:val="22"/>
+        </w:rPr>
+        <w:t xml:space="preserve"> literal by default for the same reason, but </w:t>
+      </w:r>
+      <w:r>
+        <w:rPr>
+          <w:rFonts w:ascii="Consolas" w:hAnsi="Consolas" w:eastAsia="Consolas"/>
+          <w:sz w:val="18"/>
+        </w:rPr>
+        <w:t>native_arrays</w:t>
+      </w:r>
+      <w:r>
+        <w:rPr>
+          <w:rFonts w:ascii="Times New Roman" w:hAnsi="Times New Roman" w:eastAsia="Batang"/>
+          <w:sz w:val="22"/>
+        </w:rPr>
+        <w:t xml:space="preserve"> opts a one-dimensional array of a supported element type into a native Arrow </w:t>
+      </w:r>
+      <w:r>
+        <w:rPr>
+          <w:rFonts w:ascii="Consolas" w:hAnsi="Consolas" w:eastAsia="Consolas"/>
+          <w:sz w:val="18"/>
+        </w:rPr>
+        <w:t>List</w:t>
+      </w:r>
+      <w:r>
+        <w:rPr>
+          <w:rFonts w:ascii="Times New Roman" w:hAnsi="Times New Roman" w:eastAsia="Batang"/>
+          <w:sz w:val="22"/>
+        </w:rPr>
+        <w:t xml:space="preserve"> instead. See Section 2.</w:t>
       </w:r>
     </w:p>
     <w:p>
@@ -7436,6 +7566,694 @@
           <w:sz w:val="22"/>
         </w:rPr>
         <w:t xml:space="preserve"> before the value ever reaches the builder. The negative-or-over-precision scale case above is unaffected by this flag: it stays text, because reinterpreting its declared scale as 18 would change what the column means without saying so.</w:t>
+      </w:r>
+    </w:p>
+    <w:p>
+      <w:pPr>
+        <w:spacing w:line="384" w:lineRule="auto" w:after="120"/>
+        <w:jc w:val="both"/>
+      </w:pPr>
+      <w:r>
+        <w:rPr>
+          <w:rFonts w:ascii="Consolas" w:hAnsi="Consolas" w:eastAsia="Consolas"/>
+          <w:sz w:val="18"/>
+        </w:rPr>
+        <w:t>LoadConfig::native_arrays</w:t>
+      </w:r>
+      <w:r>
+        <w:rPr>
+          <w:rFonts w:ascii="Times New Roman" w:hAnsi="Times New Roman" w:eastAsia="Batang"/>
+          <w:sz w:val="22"/>
+        </w:rPr>
+        <w:t xml:space="preserve"> does the equivalent for a one-dimensional array whose element type has a concrete Arrow mapping, moving it from text into a native </w:t>
+      </w:r>
+      <w:r>
+        <w:rPr>
+          <w:rFonts w:ascii="Consolas" w:hAnsi="Consolas" w:eastAsia="Consolas"/>
+          <w:sz w:val="18"/>
+        </w:rPr>
+        <w:t>List(element)</w:t>
+      </w:r>
+      <w:r>
+        <w:rPr>
+          <w:rFonts w:ascii="Times New Roman" w:hAnsi="Times New Roman" w:eastAsia="Batang"/>
+          <w:sz w:val="22"/>
+        </w:rPr>
+        <w:t xml:space="preserve">. It is decided once, the same way and for the same reason as </w:t>
+      </w:r>
+      <w:r>
+        <w:rPr>
+          <w:rFonts w:ascii="Consolas" w:hAnsi="Consolas" w:eastAsia="Consolas"/>
+          <w:sz w:val="18"/>
+        </w:rPr>
+        <w:t>wide_numeric_as_decimal</w:t>
+      </w:r>
+      <w:r>
+        <w:rPr>
+          <w:rFonts w:ascii="Times New Roman" w:hAnsi="Times New Roman" w:eastAsia="Batang"/>
+          <w:sz w:val="22"/>
+        </w:rPr>
+        <w:t xml:space="preserve">: per value would risk a batch whose arrays disagree with their own schema. Two independent things gate a native </w:t>
+      </w:r>
+      <w:r>
+        <w:rPr>
+          <w:rFonts w:ascii="Consolas" w:hAnsi="Consolas" w:eastAsia="Consolas"/>
+          <w:sz w:val="18"/>
+        </w:rPr>
+        <w:t>List</w:t>
+      </w:r>
+      <w:r>
+        <w:rPr>
+          <w:rFonts w:ascii="Times New Roman" w:hAnsi="Times New Roman" w:eastAsia="Batang"/>
+          <w:sz w:val="22"/>
+        </w:rPr>
+        <w:t>:</w:t>
+      </w:r>
+    </w:p>
+    <w:p>
+      <w:pPr>
+        <w:pStyle w:val="ListBullet"/>
+        <w:spacing w:line="384" w:lineRule="auto" w:after="120"/>
+      </w:pPr>
+      <w:r>
+        <w:rPr>
+          <w:rFonts w:ascii="Times New Roman" w:hAnsi="Times New Roman" w:eastAsia="Batang"/>
+          <w:b/>
+          <w:sz w:val="22"/>
+        </w:rPr>
+        <w:t>Dimension.</w:t>
+      </w:r>
+      <w:r>
+        <w:rPr>
+          <w:rFonts w:ascii="Times New Roman" w:hAnsi="Times New Roman" w:eastAsia="Batang"/>
+          <w:sz w:val="22"/>
+        </w:rPr>
+        <w:t xml:space="preserve"> </w:t>
+      </w:r>
+      <w:r>
+        <w:rPr>
+          <w:rFonts w:ascii="Consolas" w:hAnsi="Consolas" w:eastAsia="Consolas"/>
+          <w:sz w:val="18"/>
+        </w:rPr>
+        <w:t>strip_array_suffix</w:t>
+      </w:r>
+      <w:r>
+        <w:rPr>
+          <w:rFonts w:ascii="Times New Roman" w:hAnsi="Times New Roman" w:eastAsia="Batang"/>
+          <w:sz w:val="22"/>
+        </w:rPr>
+        <w:t xml:space="preserve"> (in </w:t>
+      </w:r>
+      <w:r>
+        <w:rPr>
+          <w:rFonts w:ascii="Consolas" w:hAnsi="Consolas" w:eastAsia="Consolas"/>
+          <w:sz w:val="18"/>
+        </w:rPr>
+        <w:t>types.rs</w:t>
+      </w:r>
+      <w:r>
+        <w:rPr>
+          <w:rFonts w:ascii="Times New Roman" w:hAnsi="Times New Roman" w:eastAsia="Batang"/>
+          <w:sz w:val="22"/>
+        </w:rPr>
+        <w:t xml:space="preserve">) counts every </w:t>
+      </w:r>
+      <w:r>
+        <w:rPr>
+          <w:rFonts w:ascii="Consolas" w:hAnsi="Consolas" w:eastAsia="Consolas"/>
+          <w:sz w:val="18"/>
+        </w:rPr>
+        <w:t>[]</w:t>
+      </w:r>
+      <w:r>
+        <w:rPr>
+          <w:rFonts w:ascii="Times New Roman" w:hAnsi="Times New Roman" w:eastAsia="Batang"/>
+          <w:sz w:val="22"/>
+        </w:rPr>
+        <w:t>/</w:t>
+      </w:r>
+      <w:r>
+        <w:rPr>
+          <w:rFonts w:ascii="Consolas" w:hAnsi="Consolas" w:eastAsia="Consolas"/>
+          <w:sz w:val="18"/>
+        </w:rPr>
+        <w:t>[N]</w:t>
+      </w:r>
+      <w:r>
+        <w:rPr>
+          <w:rFonts w:ascii="Times New Roman" w:hAnsi="Times New Roman" w:eastAsia="Batang"/>
+          <w:sz w:val="22"/>
+        </w:rPr>
+        <w:t xml:space="preserve"> suffix a</w:t>
+      </w:r>
+    </w:p>
+    <w:p>
+      <w:pPr>
+        <w:spacing w:line="384" w:lineRule="auto" w:after="120"/>
+        <w:jc w:val="both"/>
+      </w:pPr>
+      <w:r>
+        <w:rPr>
+          <w:rFonts w:ascii="Times New Roman" w:hAnsi="Times New Roman" w:eastAsia="Batang"/>
+          <w:sz w:val="22"/>
+        </w:rPr>
+        <w:t xml:space="preserve">declaration carries, for example </w:t>
+      </w:r>
+      <w:r>
+        <w:rPr>
+          <w:rFonts w:ascii="Consolas" w:hAnsi="Consolas" w:eastAsia="Consolas"/>
+          <w:sz w:val="18"/>
+        </w:rPr>
+        <w:t>2</w:t>
+      </w:r>
+      <w:r>
+        <w:rPr>
+          <w:rFonts w:ascii="Times New Roman" w:hAnsi="Times New Roman" w:eastAsia="Batang"/>
+          <w:sz w:val="22"/>
+        </w:rPr>
+        <w:t xml:space="preserve"> for </w:t>
+      </w:r>
+      <w:r>
+        <w:rPr>
+          <w:rFonts w:ascii="Consolas" w:hAnsi="Consolas" w:eastAsia="Consolas"/>
+          <w:sz w:val="18"/>
+        </w:rPr>
+        <w:t>integer[][]</w:t>
+      </w:r>
+      <w:r>
+        <w:rPr>
+          <w:rFonts w:ascii="Times New Roman" w:hAnsi="Times New Roman" w:eastAsia="Batang"/>
+          <w:sz w:val="22"/>
+        </w:rPr>
+        <w:t xml:space="preserve">. Only a count of exactly </w:t>
+      </w:r>
+      <w:r>
+        <w:rPr>
+          <w:rFonts w:ascii="Consolas" w:hAnsi="Consolas" w:eastAsia="Consolas"/>
+          <w:sz w:val="18"/>
+        </w:rPr>
+        <w:t>1</w:t>
+      </w:r>
+      <w:r>
+        <w:rPr>
+          <w:rFonts w:ascii="Times New Roman" w:hAnsi="Times New Roman" w:eastAsia="Batang"/>
+          <w:sz w:val="22"/>
+        </w:rPr>
+        <w:t xml:space="preserve"> qualifies. PostgreSQL's own multi-dimensional arrays are rectangular in a way a one-dimensional </w:t>
+      </w:r>
+      <w:r>
+        <w:rPr>
+          <w:rFonts w:ascii="Consolas" w:hAnsi="Consolas" w:eastAsia="Consolas"/>
+          <w:sz w:val="18"/>
+        </w:rPr>
+        <w:t>array_out</w:t>
+      </w:r>
+      <w:r>
+        <w:rPr>
+          <w:rFonts w:ascii="Times New Roman" w:hAnsi="Times New Roman" w:eastAsia="Batang"/>
+          <w:sz w:val="22"/>
+        </w:rPr>
+        <w:t xml:space="preserve"> literal parser does not need to enforce, and pg_dump's own array syntax nests one brace pair per dimension, which this library does not parse; a higher count keeps degrading to text.</w:t>
+      </w:r>
+    </w:p>
+    <w:p>
+      <w:pPr>
+        <w:pStyle w:val="ListBullet"/>
+        <w:spacing w:line="384" w:lineRule="auto" w:after="120"/>
+      </w:pPr>
+      <w:r>
+        <w:rPr>
+          <w:rFonts w:ascii="Times New Roman" w:hAnsi="Times New Roman" w:eastAsia="Batang"/>
+          <w:b/>
+          <w:sz w:val="22"/>
+        </w:rPr>
+        <w:t>Element support.</w:t>
+      </w:r>
+      <w:r>
+        <w:rPr>
+          <w:rFonts w:ascii="Times New Roman" w:hAnsi="Times New Roman" w:eastAsia="Batang"/>
+          <w:sz w:val="22"/>
+        </w:rPr>
+        <w:t xml:space="preserve"> The element type must resolve to something other than an</w:t>
+      </w:r>
+    </w:p>
+    <w:p>
+      <w:pPr>
+        <w:spacing w:line="384" w:lineRule="auto" w:after="120"/>
+        <w:jc w:val="both"/>
+      </w:pPr>
+      <w:r>
+        <w:rPr>
+          <w:rFonts w:ascii="Times New Roman" w:hAnsi="Times New Roman" w:eastAsia="Batang"/>
+          <w:sz w:val="22"/>
+        </w:rPr>
+        <w:t xml:space="preserve">unrecognised type or a </w:t>
+      </w:r>
+      <w:r>
+        <w:rPr>
+          <w:rFonts w:ascii="Consolas" w:hAnsi="Consolas" w:eastAsia="Consolas"/>
+          <w:sz w:val="18"/>
+        </w:rPr>
+        <w:t>numeric</w:t>
+      </w:r>
+      <w:r>
+        <w:rPr>
+          <w:rFonts w:ascii="Times New Roman" w:hAnsi="Times New Roman" w:eastAsia="Batang"/>
+          <w:sz w:val="22"/>
+        </w:rPr>
+        <w:t xml:space="preserve"> that does not fit (with </w:t>
+      </w:r>
+      <w:r>
+        <w:rPr>
+          <w:rFonts w:ascii="Consolas" w:hAnsi="Consolas" w:eastAsia="Consolas"/>
+          <w:sz w:val="18"/>
+        </w:rPr>
+        <w:t>wide_numeric_as_decimal</w:t>
+      </w:r>
+      <w:r>
+        <w:rPr>
+          <w:rFonts w:ascii="Times New Roman" w:hAnsi="Times New Roman" w:eastAsia="Batang"/>
+          <w:sz w:val="22"/>
+        </w:rPr>
+        <w:t xml:space="preserve"> applied to it exactly as it would a plain column of that type). </w:t>
+      </w:r>
+      <w:r>
+        <w:rPr>
+          <w:rFonts w:ascii="Consolas" w:hAnsi="Consolas" w:eastAsia="Consolas"/>
+          <w:sz w:val="18"/>
+        </w:rPr>
+        <w:t>array_element_type</w:t>
+      </w:r>
+      <w:r>
+        <w:rPr>
+          <w:rFonts w:ascii="Times New Roman" w:hAnsi="Times New Roman" w:eastAsia="Batang"/>
+          <w:sz w:val="22"/>
+        </w:rPr>
+        <w:t xml:space="preserve"> makes this one function the single source of truth for "is this array eligible", shared by both the schema (</w:t>
+      </w:r>
+      <w:r>
+        <w:rPr>
+          <w:rFonts w:ascii="Consolas" w:hAnsi="Consolas" w:eastAsia="Consolas"/>
+          <w:sz w:val="18"/>
+        </w:rPr>
+        <w:t>arrow_type</w:t>
+      </w:r>
+      <w:r>
+        <w:rPr>
+          <w:rFonts w:ascii="Times New Roman" w:hAnsi="Times New Roman" w:eastAsia="Batang"/>
+          <w:sz w:val="22"/>
+        </w:rPr>
+        <w:t>) and the value builder (</w:t>
+      </w:r>
+      <w:r>
+        <w:rPr>
+          <w:rFonts w:ascii="Consolas" w:hAnsi="Consolas" w:eastAsia="Consolas"/>
+          <w:sz w:val="18"/>
+        </w:rPr>
+        <w:t>ColumnBuilder::new</w:t>
+      </w:r>
+      <w:r>
+        <w:rPr>
+          <w:rFonts w:ascii="Times New Roman" w:hAnsi="Times New Roman" w:eastAsia="Batang"/>
+          <w:sz w:val="22"/>
+        </w:rPr>
+        <w:t xml:space="preserve">), so the two cannot disagree about a column's Arrow type, the same discipline </w:t>
+      </w:r>
+      <w:r>
+        <w:rPr>
+          <w:rFonts w:ascii="Consolas" w:hAnsi="Consolas" w:eastAsia="Consolas"/>
+          <w:sz w:val="18"/>
+        </w:rPr>
+        <w:t>arrow_type</w:t>
+      </w:r>
+      <w:r>
+        <w:rPr>
+          <w:rFonts w:ascii="Times New Roman" w:hAnsi="Times New Roman" w:eastAsia="Batang"/>
+          <w:sz w:val="22"/>
+        </w:rPr>
+        <w:t xml:space="preserve"> and </w:t>
+      </w:r>
+      <w:r>
+        <w:rPr>
+          <w:rFonts w:ascii="Consolas" w:hAnsi="Consolas" w:eastAsia="Consolas"/>
+          <w:sz w:val="18"/>
+        </w:rPr>
+        <w:t>ColumnBuilder::new</w:t>
+      </w:r>
+      <w:r>
+        <w:rPr>
+          <w:rFonts w:ascii="Times New Roman" w:hAnsi="Times New Roman" w:eastAsia="Batang"/>
+          <w:sz w:val="22"/>
+        </w:rPr>
+        <w:t>'s own doc comments already require of the rest of the type system.</w:t>
+      </w:r>
+    </w:p>
+    <w:p>
+      <w:pPr>
+        <w:spacing w:line="384" w:lineRule="auto" w:after="120"/>
+        <w:jc w:val="both"/>
+      </w:pPr>
+      <w:r>
+        <w:rPr>
+          <w:rFonts w:ascii="Times New Roman" w:hAnsi="Times New Roman" w:eastAsia="Batang"/>
+          <w:sz w:val="22"/>
+        </w:rPr>
+        <w:t xml:space="preserve">Reading one array value is a second, independent layer of escaping on top of </w:t>
+      </w:r>
+      <w:r>
+        <w:rPr>
+          <w:rFonts w:ascii="Consolas" w:hAnsi="Consolas" w:eastAsia="Consolas"/>
+          <w:sz w:val="18"/>
+        </w:rPr>
+        <w:t>COPY</w:t>
+      </w:r>
+      <w:r>
+        <w:rPr>
+          <w:rFonts w:ascii="Times New Roman" w:hAnsi="Times New Roman" w:eastAsia="Batang"/>
+          <w:sz w:val="22"/>
+        </w:rPr>
+        <w:t xml:space="preserve">'s own. By the time a field reaches </w:t>
+      </w:r>
+      <w:r>
+        <w:rPr>
+          <w:rFonts w:ascii="Consolas" w:hAnsi="Consolas" w:eastAsia="Consolas"/>
+          <w:sz w:val="18"/>
+        </w:rPr>
+        <w:t>values::parse_array_elements</w:t>
+      </w:r>
+      <w:r>
+        <w:rPr>
+          <w:rFonts w:ascii="Times New Roman" w:hAnsi="Times New Roman" w:eastAsia="Batang"/>
+          <w:sz w:val="22"/>
+        </w:rPr>
+        <w:t xml:space="preserve">, </w:t>
+      </w:r>
+      <w:r>
+        <w:rPr>
+          <w:rFonts w:ascii="Consolas" w:hAnsi="Consolas" w:eastAsia="Consolas"/>
+          <w:sz w:val="18"/>
+        </w:rPr>
+        <w:t>COPY</w:t>
+      </w:r>
+      <w:r>
+        <w:rPr>
+          <w:rFonts w:ascii="Times New Roman" w:hAnsi="Times New Roman" w:eastAsia="Batang"/>
+          <w:sz w:val="22"/>
+        </w:rPr>
+        <w:t xml:space="preserve">'s own escaping has already been resolved; what is left is PostgreSQL's </w:t>
+      </w:r>
+      <w:r>
+        <w:rPr>
+          <w:rFonts w:ascii="Consolas" w:hAnsi="Consolas" w:eastAsia="Consolas"/>
+          <w:sz w:val="18"/>
+        </w:rPr>
+        <w:t>array_out</w:t>
+      </w:r>
+      <w:r>
+        <w:rPr>
+          <w:rFonts w:ascii="Times New Roman" w:hAnsi="Times New Roman" w:eastAsia="Batang"/>
+          <w:sz w:val="22"/>
+        </w:rPr>
+        <w:t xml:space="preserve"> literal syntax, </w:t>
+      </w:r>
+      <w:r>
+        <w:rPr>
+          <w:rFonts w:ascii="Consolas" w:hAnsi="Consolas" w:eastAsia="Consolas"/>
+          <w:sz w:val="18"/>
+        </w:rPr>
+        <w:t>{elem1,elem2,...}</w:t>
+      </w:r>
+      <w:r>
+        <w:rPr>
+          <w:rFonts w:ascii="Times New Roman" w:hAnsi="Times New Roman" w:eastAsia="Batang"/>
+          <w:sz w:val="22"/>
+        </w:rPr>
+        <w:t>, with its own quoting rules: an element is quoted if it is empty, contains a brace, the delimiter (</w:t>
+      </w:r>
+      <w:r>
+        <w:rPr>
+          <w:rFonts w:ascii="Consolas" w:hAnsi="Consolas" w:eastAsia="Consolas"/>
+          <w:sz w:val="18"/>
+        </w:rPr>
+        <w:t>,</w:t>
+      </w:r>
+      <w:r>
+        <w:rPr>
+          <w:rFonts w:ascii="Times New Roman" w:hAnsi="Times New Roman" w:eastAsia="Batang"/>
+          <w:sz w:val="22"/>
+        </w:rPr>
+        <w:t xml:space="preserve">), a double quote, a backslash, whitespace, or is exactly the word </w:t>
+      </w:r>
+      <w:r>
+        <w:rPr>
+          <w:rFonts w:ascii="Consolas" w:hAnsi="Consolas" w:eastAsia="Consolas"/>
+          <w:sz w:val="18"/>
+        </w:rPr>
+        <w:t>NULL</w:t>
+      </w:r>
+      <w:r>
+        <w:rPr>
+          <w:rFonts w:ascii="Times New Roman" w:hAnsi="Times New Roman" w:eastAsia="Batang"/>
+          <w:sz w:val="22"/>
+        </w:rPr>
+        <w:t xml:space="preserve">, and inside a quoted element only </w:t>
+      </w:r>
+      <w:r>
+        <w:rPr>
+          <w:rFonts w:ascii="Consolas" w:hAnsi="Consolas" w:eastAsia="Consolas"/>
+          <w:sz w:val="18"/>
+        </w:rPr>
+        <w:t>"</w:t>
+      </w:r>
+      <w:r>
+        <w:rPr>
+          <w:rFonts w:ascii="Times New Roman" w:hAnsi="Times New Roman" w:eastAsia="Batang"/>
+          <w:sz w:val="22"/>
+        </w:rPr>
+        <w:t xml:space="preserve"> and </w:t>
+      </w:r>
+      <w:r>
+        <w:rPr>
+          <w:rFonts w:ascii="Consolas" w:hAnsi="Consolas" w:eastAsia="Consolas"/>
+          <w:sz w:val="18"/>
+        </w:rPr>
+        <w:t>\</w:t>
+      </w:r>
+      <w:r>
+        <w:rPr>
+          <w:rFonts w:ascii="Times New Roman" w:hAnsi="Times New Roman" w:eastAsia="Batang"/>
+          <w:sz w:val="22"/>
+        </w:rPr>
+        <w:t xml:space="preserve"> themselves are backslash-escaped. An unquoted, bare </w:t>
+      </w:r>
+      <w:r>
+        <w:rPr>
+          <w:rFonts w:ascii="Consolas" w:hAnsi="Consolas" w:eastAsia="Consolas"/>
+          <w:sz w:val="18"/>
+        </w:rPr>
+        <w:t>NULL</w:t>
+      </w:r>
+      <w:r>
+        <w:rPr>
+          <w:rFonts w:ascii="Times New Roman" w:hAnsi="Times New Roman" w:eastAsia="Batang"/>
+          <w:sz w:val="22"/>
+        </w:rPr>
+        <w:t xml:space="preserve"> token is a null element; a quoted </w:t>
+      </w:r>
+      <w:r>
+        <w:rPr>
+          <w:rFonts w:ascii="Consolas" w:hAnsi="Consolas" w:eastAsia="Consolas"/>
+          <w:sz w:val="18"/>
+        </w:rPr>
+        <w:t>"NULL"</w:t>
+      </w:r>
+      <w:r>
+        <w:rPr>
+          <w:rFonts w:ascii="Times New Roman" w:hAnsi="Times New Roman" w:eastAsia="Batang"/>
+          <w:sz w:val="22"/>
+        </w:rPr>
+        <w:t xml:space="preserve"> is the literal four-character string, which is exactly why </w:t>
+      </w:r>
+      <w:r>
+        <w:rPr>
+          <w:rFonts w:ascii="Consolas" w:hAnsi="Consolas" w:eastAsia="Consolas"/>
+          <w:sz w:val="18"/>
+        </w:rPr>
+        <w:t>array_out</w:t>
+      </w:r>
+      <w:r>
+        <w:rPr>
+          <w:rFonts w:ascii="Times New Roman" w:hAnsi="Times New Roman" w:eastAsia="Batang"/>
+          <w:sz w:val="22"/>
+        </w:rPr>
+        <w:t xml:space="preserve"> quotes it. Each element, once unescaped, is handed to the same parser and validator its own scalar column would use (</w:t>
+      </w:r>
+      <w:r>
+        <w:rPr>
+          <w:rFonts w:ascii="Consolas" w:hAnsi="Consolas" w:eastAsia="Consolas"/>
+          <w:sz w:val="18"/>
+        </w:rPr>
+        <w:t>values::parse_i32</w:t>
+      </w:r>
+      <w:r>
+        <w:rPr>
+          <w:rFonts w:ascii="Times New Roman" w:hAnsi="Times New Roman" w:eastAsia="Batang"/>
+          <w:sz w:val="22"/>
+        </w:rPr>
+        <w:t xml:space="preserve">, </w:t>
+      </w:r>
+      <w:r>
+        <w:rPr>
+          <w:rFonts w:ascii="Consolas" w:hAnsi="Consolas" w:eastAsia="Consolas"/>
+          <w:sz w:val="18"/>
+        </w:rPr>
+        <w:t>values::parse_decimal</w:t>
+      </w:r>
+      <w:r>
+        <w:rPr>
+          <w:rFonts w:ascii="Times New Roman" w:hAnsi="Times New Roman" w:eastAsia="Batang"/>
+          <w:sz w:val="22"/>
+        </w:rPr>
+        <w:t xml:space="preserve">, and so on), so an array element is held to precisely the same fidelity rules as a plain column of that type: </w:t>
+      </w:r>
+      <w:r>
+        <w:rPr>
+          <w:rFonts w:ascii="Consolas" w:hAnsi="Consolas" w:eastAsia="Consolas"/>
+          <w:sz w:val="18"/>
+        </w:rPr>
+        <w:t>infinity</w:t>
+      </w:r>
+      <w:r>
+        <w:rPr>
+          <w:rFonts w:ascii="Times New Roman" w:hAnsi="Times New Roman" w:eastAsia="Batang"/>
+          <w:sz w:val="22"/>
+        </w:rPr>
+        <w:t xml:space="preserve"> and </w:t>
+      </w:r>
+      <w:r>
+        <w:rPr>
+          <w:rFonts w:ascii="Consolas" w:hAnsi="Consolas" w:eastAsia="Consolas"/>
+          <w:sz w:val="18"/>
+        </w:rPr>
+        <w:t>NaN</w:t>
+      </w:r>
+      <w:r>
+        <w:rPr>
+          <w:rFonts w:ascii="Times New Roman" w:hAnsi="Times New Roman" w:eastAsia="Batang"/>
+          <w:sz w:val="22"/>
+        </w:rPr>
+        <w:t xml:space="preserve"> degrade to a null element and are counted, and a value that contradicts its element type fails the load.</w:t>
+      </w:r>
+    </w:p>
+    <w:p>
+      <w:pPr>
+        <w:spacing w:line="384" w:lineRule="auto" w:after="120"/>
+        <w:jc w:val="both"/>
+      </w:pPr>
+      <w:r>
+        <w:rPr>
+          <w:rFonts w:ascii="Times New Roman" w:hAnsi="Times New Roman" w:eastAsia="Batang"/>
+          <w:sz w:val="22"/>
+        </w:rPr>
+        <w:t xml:space="preserve">A native array's own nullability and its elements' nullability are independent: the </w:t>
+      </w:r>
+      <w:r>
+        <w:rPr>
+          <w:rFonts w:ascii="Consolas" w:hAnsi="Consolas" w:eastAsia="Consolas"/>
+          <w:sz w:val="18"/>
+        </w:rPr>
+        <w:t>COPY</w:t>
+      </w:r>
+      <w:r>
+        <w:rPr>
+          <w:rFonts w:ascii="Times New Roman" w:hAnsi="Times New Roman" w:eastAsia="Batang"/>
+          <w:sz w:val="22"/>
+        </w:rPr>
+        <w:t xml:space="preserve"> field itself can be </w:t>
+      </w:r>
+      <w:r>
+        <w:rPr>
+          <w:rFonts w:ascii="Consolas" w:hAnsi="Consolas" w:eastAsia="Consolas"/>
+          <w:sz w:val="18"/>
+        </w:rPr>
+        <w:t>\N</w:t>
+      </w:r>
+      <w:r>
+        <w:rPr>
+          <w:rFonts w:ascii="Times New Roman" w:hAnsi="Times New Roman" w:eastAsia="Batang"/>
+          <w:sz w:val="22"/>
+        </w:rPr>
+        <w:t xml:space="preserve"> (the array is null), and independently, within a non-null array, individual elements can be the </w:t>
+      </w:r>
+      <w:r>
+        <w:rPr>
+          <w:rFonts w:ascii="Consolas" w:hAnsi="Consolas" w:eastAsia="Consolas"/>
+          <w:sz w:val="18"/>
+        </w:rPr>
+        <w:t>NULL</w:t>
+      </w:r>
+      <w:r>
+        <w:rPr>
+          <w:rFonts w:ascii="Times New Roman" w:hAnsi="Times New Roman" w:eastAsia="Batang"/>
+          <w:sz w:val="22"/>
+        </w:rPr>
+        <w:t xml:space="preserve"> token. </w:t>
+      </w:r>
+      <w:r>
+        <w:rPr>
+          <w:rFonts w:ascii="Consolas" w:hAnsi="Consolas" w:eastAsia="Consolas"/>
+          <w:sz w:val="18"/>
+        </w:rPr>
+        <w:t>ColumnBuilder::List</w:t>
+      </w:r>
+      <w:r>
+        <w:rPr>
+          <w:rFonts w:ascii="Times New Roman" w:hAnsi="Times New Roman" w:eastAsia="Batang"/>
+          <w:sz w:val="22"/>
+        </w:rPr>
+        <w:t xml:space="preserve"> tracks the two separately, an </w:t>
+      </w:r>
+      <w:r>
+        <w:rPr>
+          <w:rFonts w:ascii="Consolas" w:hAnsi="Consolas" w:eastAsia="Consolas"/>
+          <w:sz w:val="18"/>
+        </w:rPr>
+        <w:t>offsets</w:t>
+      </w:r>
+      <w:r>
+        <w:rPr>
+          <w:rFonts w:ascii="Times New Roman" w:hAnsi="Times New Roman" w:eastAsia="Batang"/>
+          <w:sz w:val="22"/>
+        </w:rPr>
+        <w:t xml:space="preserve"> buffer identifying which flattened element range each row owns and a </w:t>
+      </w:r>
+      <w:r>
+        <w:rPr>
+          <w:rFonts w:ascii="Consolas" w:hAnsi="Consolas" w:eastAsia="Consolas"/>
+          <w:sz w:val="18"/>
+        </w:rPr>
+        <w:t>validity</w:t>
+      </w:r>
+      <w:r>
+        <w:rPr>
+          <w:rFonts w:ascii="Times New Roman" w:hAnsi="Times New Roman" w:eastAsia="Batang"/>
+          <w:sz w:val="22"/>
+        </w:rPr>
+        <w:t xml:space="preserve"> bit for the row itself, mirroring how Arrow's </w:t>
+      </w:r>
+      <w:r>
+        <w:rPr>
+          <w:rFonts w:ascii="Consolas" w:hAnsi="Consolas" w:eastAsia="Consolas"/>
+          <w:sz w:val="18"/>
+        </w:rPr>
+        <w:t>ListArray</w:t>
+      </w:r>
+      <w:r>
+        <w:rPr>
+          <w:rFonts w:ascii="Times New Roman" w:hAnsi="Times New Roman" w:eastAsia="Batang"/>
+          <w:sz w:val="22"/>
+        </w:rPr>
+        <w:t xml:space="preserve"> represents both.</w:t>
       </w:r>
     </w:p>
     <w:p>
